--- a/Docs/STUDY/03_면접_예상문답.docx
+++ b/Docs/STUDY/03_면접_예상문답.docx
@@ -152,7 +152,26 @@
         <w:pStyle w:val="ListBullet"/>
       </w:pPr>
       <w:r>
-        <w:t>발표 대사를 직접 읽어 10분 이내인지 최종 리허설 (노트 말하는 분량 실측 3,814자 · 분당 340~420자 기준 약 9.1~11.2분)</w:t>
+        <w:t xml:space="preserve">발표 대사를 직접 읽어 </w:t>
+      </w:r>
+      <w:r>
+        <w:rPr>
+          <w:b/>
+        </w:rPr>
+        <w:t>15분</w:t>
+      </w:r>
+      <w:r>
+        <w:t xml:space="preserve"> 안에 끝나는지 리허설 (</w:t>
+      </w:r>
+      <w:r>
+        <w:rPr>
+          <w:rFonts w:ascii="Consolas" w:hAnsi="Consolas"/>
+          <w:b/>
+        </w:rPr>
+        <w:t>06_발표_15분_대본</w:t>
+      </w:r>
+      <w:r>
+        <w:t xml:space="preserve"> 실측 4,862자 · 분당 340~420자 기준 11.6~14.3분)</w:t>
       </w:r>
     </w:p>
     <w:p>
@@ -160,7 +179,17 @@
         <w:pStyle w:val="ListBullet"/>
       </w:pPr>
       <w:r>
-        <w:t>시연영상 5분 이하, 500MB 이하, MP4</w:t>
+        <w:t xml:space="preserve">표지 슬라이드의 </w:t>
+      </w:r>
+      <w:r>
+        <w:rPr>
+          <w:rFonts w:ascii="Consolas" w:hAnsi="Consolas"/>
+          <w:b/>
+        </w:rPr>
+        <w:t>발표 10분 이내</w:t>
+      </w:r>
+      <w:r>
+        <w:t xml:space="preserve"> 표기는 3기 가이드 기준임을 인지 (7기 OT는 15분. 물어보면 그렇게 답한다)</w:t>
       </w:r>
     </w:p>
     <w:p>
@@ -168,6 +197,14 @@
         <w:pStyle w:val="ListBullet"/>
       </w:pPr>
       <w:r>
+        <w:t>시연영상 5분 이하, 500MB 이하, MP4</w:t>
+      </w:r>
+    </w:p>
+    <w:p>
+      <w:pPr>
+        <w:pStyle w:val="ListBullet"/>
+      </w:pPr>
+      <w:r>
         <w:t xml:space="preserve">파일명 </w:t>
       </w:r>
       <w:r>
@@ -464,7 +501,16 @@
     </w:p>
     <w:p>
       <w:r>
-        <w:t>정의된 합성 15 Case다. 그 안에서 자동 반영 8건, 사용자 확인 7건이다. 실제 Gmail Mailbox 전체의 자동화율이 아니다. 발표자료에도 분모를 같이 적었다. 사용자 확인 비율이 46.7%로 높은 것은 성능이 낮아서가 아니라 완료·취소·기한 단축 같은 중요 변경을 신뢰도와 무관하게 항상 승인 대상으로 두었기 때문이다.</w:t>
+        <w:t xml:space="preserve">정의된 합성 15 Case다. 그 안에서 </w:t>
+      </w:r>
+      <w:r>
+        <w:rPr>
+          <w:b/>
+        </w:rPr>
+        <w:t>자동 반영 8/15, 사용자 확인 7/15</w:t>
+      </w:r>
+      <w:r>
+        <w:t>다. 실제 Gmail Mailbox 전체의 자동화율이 아니다. 발표자료에도 분모를 같이 적었다. 사용자 확인 비율이 46.7%로 높은 것은 성능이 낮아서가 아니라 완료·취소·기한 단축 같은 중요 변경을 신뢰도와 무관하게 항상 승인 대상으로 두었기 때문이다.</w:t>
       </w:r>
     </w:p>
     <w:p>
@@ -1742,6 +1788,1148 @@
                 <w:sz w:val="17"/>
               </w:rPr>
               <w:t>성장비전 — 실제 서비스로 확장하려면, 고도화 방향</w:t>
+            </w:r>
+          </w:p>
+        </w:tc>
+        <w:tc>
+          <w:tcPr>
+            <w:tcW w:type="dxa" w:w="2880"/>
+            <w:shd w:val="clear" w:fill="F7F8FA"/>
+          </w:tcPr>
+          <w:p>
+            <w:r>
+              <w:rPr>
+                <w:sz w:val="17"/>
+              </w:rPr>
+            </w:r>
+            <w:r>
+              <w:rPr>
+                <w:sz w:val="17"/>
+              </w:rPr>
+              <w:t>3-4</w:t>
+            </w:r>
+          </w:p>
+        </w:tc>
+      </w:tr>
+    </w:tbl>
+    <w:p/>
+    <w:p>
+      <w:pPr>
+        <w:pStyle w:val="Heading2"/>
+      </w:pPr>
+      <w:r>
+        <w:t>발표자료에서 바로 나올 질문</w:t>
+      </w:r>
+    </w:p>
+    <w:p>
+      <w:r>
+        <w:rPr>
+          <w:b/>
+        </w:rPr>
+        <w:t>AI는 이 슬라이드를 읽고 묻는다.</w:t>
+      </w:r>
+      <w:r>
+        <w:t xml:space="preserve"> 슬라이드에 인쇄된 것 중 설명 못 하는 게 하나도 없어야 한다.</w:t>
+      </w:r>
+    </w:p>
+    <w:tbl>
+      <w:tblPr>
+        <w:tblStyle w:val="TableGrid"/>
+        <w:tblW w:type="auto" w:w="0"/>
+        <w:tblLook w:firstColumn="1" w:firstRow="1" w:lastColumn="0" w:lastRow="0" w:noHBand="0" w:noVBand="1" w:val="04A0"/>
+      </w:tblPr>
+      <w:tblGrid>
+        <w:gridCol w:w="2880"/>
+        <w:gridCol w:w="2880"/>
+        <w:gridCol w:w="2880"/>
+      </w:tblGrid>
+      <w:tr>
+        <w:tc>
+          <w:tcPr>
+            <w:tcW w:type="dxa" w:w="2880"/>
+            <w:shd w:val="clear" w:fill="1D2939"/>
+          </w:tcPr>
+          <w:p>
+            <w:r>
+              <w:rPr>
+                <w:b/>
+                <w:color w:val="FFFFFF"/>
+                <w:sz w:val="17"/>
+              </w:rPr>
+            </w:r>
+            <w:r>
+              <w:rPr>
+                <w:b/>
+                <w:color w:val="FFFFFF"/>
+                <w:sz w:val="17"/>
+              </w:rPr>
+              <w:t>슬라이드에 적힌 것</w:t>
+            </w:r>
+          </w:p>
+        </w:tc>
+        <w:tc>
+          <w:tcPr>
+            <w:tcW w:type="dxa" w:w="2880"/>
+            <w:shd w:val="clear" w:fill="1D2939"/>
+          </w:tcPr>
+          <w:p>
+            <w:r>
+              <w:rPr>
+                <w:b/>
+                <w:color w:val="FFFFFF"/>
+                <w:sz w:val="17"/>
+              </w:rPr>
+            </w:r>
+            <w:r>
+              <w:rPr>
+                <w:b/>
+                <w:color w:val="FFFFFF"/>
+                <w:sz w:val="17"/>
+              </w:rPr>
+              <w:t>나올 질문</w:t>
+            </w:r>
+          </w:p>
+        </w:tc>
+        <w:tc>
+          <w:tcPr>
+            <w:tcW w:type="dxa" w:w="2880"/>
+            <w:shd w:val="clear" w:fill="1D2939"/>
+          </w:tcPr>
+          <w:p>
+            <w:r>
+              <w:rPr>
+                <w:b/>
+                <w:color w:val="FFFFFF"/>
+                <w:sz w:val="17"/>
+              </w:rPr>
+            </w:r>
+            <w:r>
+              <w:rPr>
+                <w:b/>
+                <w:color w:val="FFFFFF"/>
+                <w:sz w:val="17"/>
+              </w:rPr>
+              <w:t>답은 여기</w:t>
+            </w:r>
+          </w:p>
+        </w:tc>
+      </w:tr>
+      <w:tr>
+        <w:tc>
+          <w:tcPr>
+            <w:tcW w:type="dxa" w:w="2880"/>
+            <w:shd w:val="clear" w:fill="FFFFFF"/>
+          </w:tcPr>
+          <w:p>
+            <w:r>
+              <w:rPr>
+                <w:sz w:val="17"/>
+              </w:rPr>
+            </w:r>
+            <w:r>
+              <w:rPr>
+                <w:rFonts w:ascii="Consolas" w:hAnsi="Consolas"/>
+                <w:b/>
+                <w:sz w:val="17"/>
+              </w:rPr>
+              <w:t>Context Agent</w:t>
+            </w:r>
+            <w:r>
+              <w:rPr>
+                <w:sz w:val="17"/>
+              </w:rPr>
+              <w:t>가 두 번 (가설 생성 / 가설 평가)</w:t>
+            </w:r>
+          </w:p>
+        </w:tc>
+        <w:tc>
+          <w:tcPr>
+            <w:tcW w:type="dxa" w:w="2880"/>
+            <w:shd w:val="clear" w:fill="FFFFFF"/>
+          </w:tcPr>
+          <w:p>
+            <w:r>
+              <w:rPr>
+                <w:sz w:val="17"/>
+              </w:rPr>
+            </w:r>
+            <w:r>
+              <w:rPr>
+                <w:sz w:val="17"/>
+              </w:rPr>
+              <w:t>왜 같은 Agent를 두 번 부르나</w:t>
+            </w:r>
+          </w:p>
+        </w:tc>
+        <w:tc>
+          <w:tcPr>
+            <w:tcW w:type="dxa" w:w="2880"/>
+            <w:shd w:val="clear" w:fill="FFFFFF"/>
+          </w:tcPr>
+          <w:p>
+            <w:r>
+              <w:rPr>
+                <w:sz w:val="17"/>
+              </w:rPr>
+            </w:r>
+            <w:r>
+              <w:rPr>
+                <w:sz w:val="17"/>
+              </w:rPr>
+              <w:t>2-1 · 2-2</w:t>
+            </w:r>
+          </w:p>
+        </w:tc>
+      </w:tr>
+      <w:tr>
+        <w:tc>
+          <w:tcPr>
+            <w:tcW w:type="dxa" w:w="2880"/>
+            <w:shd w:val="clear" w:fill="F7F8FA"/>
+          </w:tcPr>
+          <w:p>
+            <w:r>
+              <w:rPr>
+                <w:sz w:val="17"/>
+              </w:rPr>
+            </w:r>
+            <w:r>
+              <w:rPr>
+                <w:rFonts w:ascii="Consolas" w:hAnsi="Consolas"/>
+                <w:b/>
+                <w:sz w:val="17"/>
+              </w:rPr>
+              <w:t>Python Guard — 미달 시 ASK_USER</w:t>
+            </w:r>
+          </w:p>
+        </w:tc>
+        <w:tc>
+          <w:tcPr>
+            <w:tcW w:type="dxa" w:w="2880"/>
+            <w:shd w:val="clear" w:fill="F7F8FA"/>
+          </w:tcPr>
+          <w:p>
+            <w:r>
+              <w:rPr>
+                <w:sz w:val="17"/>
+              </w:rPr>
+            </w:r>
+            <w:r>
+              <w:rPr>
+                <w:sz w:val="17"/>
+              </w:rPr>
+              <w:t>무엇을 검증하나. Guard도 Agent인가</w:t>
+            </w:r>
+          </w:p>
+        </w:tc>
+        <w:tc>
+          <w:tcPr>
+            <w:tcW w:type="dxa" w:w="2880"/>
+            <w:shd w:val="clear" w:fill="F7F8FA"/>
+          </w:tcPr>
+          <w:p>
+            <w:r>
+              <w:rPr>
+                <w:sz w:val="17"/>
+              </w:rPr>
+            </w:r>
+            <w:r>
+              <w:rPr>
+                <w:sz w:val="17"/>
+              </w:rPr>
+              <w:t>2-2</w:t>
+            </w:r>
+          </w:p>
+        </w:tc>
+      </w:tr>
+      <w:tr>
+        <w:tc>
+          <w:tcPr>
+            <w:tcW w:type="dxa" w:w="2880"/>
+            <w:shd w:val="clear" w:fill="FFFFFF"/>
+          </w:tcPr>
+          <w:p>
+            <w:r>
+              <w:rPr>
+                <w:sz w:val="17"/>
+              </w:rPr>
+            </w:r>
+            <w:r>
+              <w:rPr>
+                <w:rFonts w:ascii="Consolas" w:hAnsi="Consolas"/>
+                <w:b/>
+                <w:sz w:val="17"/>
+              </w:rPr>
+              <w:t>28/28</w:t>
+            </w:r>
+            <w:r>
+              <w:rPr>
+                <w:sz w:val="17"/>
+              </w:rPr>
+              <w:t xml:space="preserve"> </w:t>
+            </w:r>
+            <w:r>
+              <w:rPr>
+                <w:rFonts w:ascii="Consolas" w:hAnsi="Consolas"/>
+                <w:b/>
+                <w:sz w:val="17"/>
+              </w:rPr>
+              <w:t>3/3</w:t>
+            </w:r>
+            <w:r>
+              <w:rPr>
+                <w:sz w:val="17"/>
+              </w:rPr>
+              <w:t xml:space="preserve"> </w:t>
+            </w:r>
+            <w:r>
+              <w:rPr>
+                <w:rFonts w:ascii="Consolas" w:hAnsi="Consolas"/>
+                <w:b/>
+                <w:sz w:val="17"/>
+              </w:rPr>
+              <w:t>20/20</w:t>
+            </w:r>
+            <w:r>
+              <w:rPr>
+                <w:sz w:val="17"/>
+              </w:rPr>
+              <w:t xml:space="preserve"> </w:t>
+            </w:r>
+            <w:r>
+              <w:rPr>
+                <w:rFonts w:ascii="Consolas" w:hAnsi="Consolas"/>
+                <w:b/>
+                <w:sz w:val="17"/>
+              </w:rPr>
+              <w:t>35/35</w:t>
+            </w:r>
+            <w:r>
+              <w:rPr>
+                <w:sz w:val="17"/>
+              </w:rPr>
+              <w:t xml:space="preserve"> </w:t>
+            </w:r>
+            <w:r>
+              <w:rPr>
+                <w:rFonts w:ascii="Consolas" w:hAnsi="Consolas"/>
+                <w:b/>
+                <w:sz w:val="17"/>
+              </w:rPr>
+              <w:t>228 passed</w:t>
+            </w:r>
+          </w:p>
+        </w:tc>
+        <w:tc>
+          <w:tcPr>
+            <w:tcW w:type="dxa" w:w="2880"/>
+            <w:shd w:val="clear" w:fill="FFFFFF"/>
+          </w:tcPr>
+          <w:p>
+            <w:r>
+              <w:rPr>
+                <w:sz w:val="17"/>
+              </w:rPr>
+            </w:r>
+            <w:r>
+              <w:rPr>
+                <w:sz w:val="17"/>
+              </w:rPr>
+              <w:t>각각 분모가 무엇인가</w:t>
+            </w:r>
+          </w:p>
+        </w:tc>
+        <w:tc>
+          <w:tcPr>
+            <w:tcW w:type="dxa" w:w="2880"/>
+            <w:shd w:val="clear" w:fill="FFFFFF"/>
+          </w:tcPr>
+          <w:p>
+            <w:r>
+              <w:rPr>
+                <w:sz w:val="17"/>
+              </w:rPr>
+            </w:r>
+            <w:r>
+              <w:rPr>
+                <w:sz w:val="17"/>
+              </w:rPr>
+              <w:t>부록 숫자 사전 · 2-3</w:t>
+            </w:r>
+          </w:p>
+        </w:tc>
+      </w:tr>
+      <w:tr>
+        <w:tc>
+          <w:tcPr>
+            <w:tcW w:type="dxa" w:w="2880"/>
+            <w:shd w:val="clear" w:fill="F7F8FA"/>
+          </w:tcPr>
+          <w:p>
+            <w:r>
+              <w:rPr>
+                <w:sz w:val="17"/>
+              </w:rPr>
+            </w:r>
+            <w:r>
+              <w:rPr>
+                <w:rFonts w:ascii="Consolas" w:hAnsi="Consolas"/>
+                <w:b/>
+                <w:sz w:val="17"/>
+              </w:rPr>
+              <w:t>자동 반영 8/15(53.3%)</w:t>
+            </w:r>
+          </w:p>
+        </w:tc>
+        <w:tc>
+          <w:tcPr>
+            <w:tcW w:type="dxa" w:w="2880"/>
+            <w:shd w:val="clear" w:fill="F7F8FA"/>
+          </w:tcPr>
+          <w:p>
+            <w:r>
+              <w:rPr>
+                <w:sz w:val="17"/>
+              </w:rPr>
+            </w:r>
+            <w:r>
+              <w:rPr>
+                <w:sz w:val="17"/>
+              </w:rPr>
+              <w:t>절반도 자동이 아닌데 쓸모가 있나</w:t>
+            </w:r>
+          </w:p>
+        </w:tc>
+        <w:tc>
+          <w:tcPr>
+            <w:tcW w:type="dxa" w:w="2880"/>
+            <w:shd w:val="clear" w:fill="F7F8FA"/>
+          </w:tcPr>
+          <w:p>
+            <w:r>
+              <w:rPr>
+                <w:sz w:val="17"/>
+              </w:rPr>
+            </w:r>
+            <w:r>
+              <w:rPr>
+                <w:sz w:val="17"/>
+              </w:rPr>
+              <w:t>2-3</w:t>
+            </w:r>
+          </w:p>
+        </w:tc>
+      </w:tr>
+      <w:tr>
+        <w:tc>
+          <w:tcPr>
+            <w:tcW w:type="dxa" w:w="2880"/>
+            <w:shd w:val="clear" w:fill="FFFFFF"/>
+          </w:tcPr>
+          <w:p>
+            <w:r>
+              <w:rPr>
+                <w:sz w:val="17"/>
+              </w:rPr>
+            </w:r>
+            <w:r>
+              <w:rPr>
+                <w:rFonts w:ascii="Consolas" w:hAnsi="Consolas"/>
+                <w:b/>
+                <w:sz w:val="17"/>
+              </w:rPr>
+              <w:t>사용자 체감 시간은 미측정</w:t>
+            </w:r>
+          </w:p>
+        </w:tc>
+        <w:tc>
+          <w:tcPr>
+            <w:tcW w:type="dxa" w:w="2880"/>
+            <w:shd w:val="clear" w:fill="FFFFFF"/>
+          </w:tcPr>
+          <w:p>
+            <w:r>
+              <w:rPr>
+                <w:sz w:val="17"/>
+              </w:rPr>
+            </w:r>
+            <w:r>
+              <w:rPr>
+                <w:sz w:val="17"/>
+              </w:rPr>
+              <w:t>왜 못 쟀나. 어떻게 잴 건가</w:t>
+            </w:r>
+          </w:p>
+        </w:tc>
+        <w:tc>
+          <w:tcPr>
+            <w:tcW w:type="dxa" w:w="2880"/>
+            <w:shd w:val="clear" w:fill="FFFFFF"/>
+          </w:tcPr>
+          <w:p>
+            <w:r>
+              <w:rPr>
+                <w:sz w:val="17"/>
+              </w:rPr>
+            </w:r>
+            <w:r>
+              <w:rPr>
+                <w:sz w:val="17"/>
+              </w:rPr>
+              <w:t>KPI Baseline</w:t>
+            </w:r>
+          </w:p>
+        </w:tc>
+      </w:tr>
+      <w:tr>
+        <w:tc>
+          <w:tcPr>
+            <w:tcW w:type="dxa" w:w="2880"/>
+            <w:shd w:val="clear" w:fill="F7F8FA"/>
+          </w:tcPr>
+          <w:p>
+            <w:r>
+              <w:rPr>
+                <w:sz w:val="17"/>
+              </w:rPr>
+            </w:r>
+            <w:r>
+              <w:rPr>
+                <w:rFonts w:ascii="Consolas" w:hAnsi="Consolas"/>
+                <w:b/>
+                <w:sz w:val="17"/>
+              </w:rPr>
+              <w:t>제한적 ReAct — Observe → Retrieve → Reason → Act → Observe</w:t>
+            </w:r>
+          </w:p>
+        </w:tc>
+        <w:tc>
+          <w:tcPr>
+            <w:tcW w:type="dxa" w:w="2880"/>
+            <w:shd w:val="clear" w:fill="F7F8FA"/>
+          </w:tcPr>
+          <w:p>
+            <w:r>
+              <w:rPr>
+                <w:sz w:val="17"/>
+              </w:rPr>
+            </w:r>
+            <w:r>
+              <w:rPr>
+                <w:sz w:val="17"/>
+              </w:rPr>
+              <w:t>각 단계가 무엇을 하나</w:t>
+            </w:r>
+          </w:p>
+        </w:tc>
+        <w:tc>
+          <w:tcPr>
+            <w:tcW w:type="dxa" w:w="2880"/>
+            <w:shd w:val="clear" w:fill="F7F8FA"/>
+          </w:tcPr>
+          <w:p>
+            <w:r>
+              <w:rPr>
+                <w:sz w:val="17"/>
+              </w:rPr>
+            </w:r>
+            <w:r>
+              <w:rPr>
+                <w:sz w:val="17"/>
+              </w:rPr>
+              <w:t>2-2</w:t>
+            </w:r>
+          </w:p>
+        </w:tc>
+      </w:tr>
+      <w:tr>
+        <w:tc>
+          <w:tcPr>
+            <w:tcW w:type="dxa" w:w="2880"/>
+            <w:shd w:val="clear" w:fill="FFFFFF"/>
+          </w:tcPr>
+          <w:p>
+            <w:r>
+              <w:rPr>
+                <w:sz w:val="17"/>
+              </w:rPr>
+            </w:r>
+            <w:r>
+              <w:rPr>
+                <w:rFonts w:ascii="Consolas" w:hAnsi="Consolas"/>
+                <w:b/>
+                <w:sz w:val="17"/>
+              </w:rPr>
+              <w:t>Self-Correction — Query Rewrite 후 재검색, 최대 1회</w:t>
+            </w:r>
+          </w:p>
+        </w:tc>
+        <w:tc>
+          <w:tcPr>
+            <w:tcW w:type="dxa" w:w="2880"/>
+            <w:shd w:val="clear" w:fill="FFFFFF"/>
+          </w:tcPr>
+          <w:p>
+            <w:r>
+              <w:rPr>
+                <w:sz w:val="17"/>
+              </w:rPr>
+            </w:r>
+            <w:r>
+              <w:rPr>
+                <w:sz w:val="17"/>
+              </w:rPr>
+              <w:t>왜 하필 1회인가</w:t>
+            </w:r>
+          </w:p>
+        </w:tc>
+        <w:tc>
+          <w:tcPr>
+            <w:tcW w:type="dxa" w:w="2880"/>
+            <w:shd w:val="clear" w:fill="FFFFFF"/>
+          </w:tcPr>
+          <w:p>
+            <w:r>
+              <w:rPr>
+                <w:sz w:val="17"/>
+              </w:rPr>
+            </w:r>
+            <w:r>
+              <w:rPr>
+                <w:sz w:val="17"/>
+              </w:rPr>
+              <w:t>Part 1</w:t>
+            </w:r>
+          </w:p>
+        </w:tc>
+      </w:tr>
+      <w:tr>
+        <w:tc>
+          <w:tcPr>
+            <w:tcW w:type="dxa" w:w="2880"/>
+            <w:shd w:val="clear" w:fill="F7F8FA"/>
+          </w:tcPr>
+          <w:p>
+            <w:r>
+              <w:rPr>
+                <w:sz w:val="17"/>
+              </w:rPr>
+            </w:r>
+            <w:r>
+              <w:rPr>
+                <w:rFonts w:ascii="Consolas" w:hAnsi="Consolas"/>
+                <w:b/>
+                <w:sz w:val="17"/>
+              </w:rPr>
+              <w:t>STRUCTURED_RAG 경로에만 적용</w:t>
+            </w:r>
+          </w:p>
+        </w:tc>
+        <w:tc>
+          <w:tcPr>
+            <w:tcW w:type="dxa" w:w="2880"/>
+            <w:shd w:val="clear" w:fill="F7F8FA"/>
+          </w:tcPr>
+          <w:p>
+            <w:r>
+              <w:rPr>
+                <w:sz w:val="17"/>
+              </w:rPr>
+            </w:r>
+            <w:r>
+              <w:rPr>
+                <w:sz w:val="17"/>
+              </w:rPr>
+              <w:t>그 경로가 뭔가. 다른 경로는</w:t>
+            </w:r>
+          </w:p>
+        </w:tc>
+        <w:tc>
+          <w:tcPr>
+            <w:tcW w:type="dxa" w:w="2880"/>
+            <w:shd w:val="clear" w:fill="F7F8FA"/>
+          </w:tcPr>
+          <w:p>
+            <w:r>
+              <w:rPr>
+                <w:sz w:val="17"/>
+              </w:rPr>
+            </w:r>
+            <w:r>
+              <w:rPr>
+                <w:sz w:val="17"/>
+              </w:rPr>
+              <w:t>2-2</w:t>
+            </w:r>
+          </w:p>
+        </w:tc>
+      </w:tr>
+      <w:tr>
+        <w:tc>
+          <w:tcPr>
+            <w:tcW w:type="dxa" w:w="2880"/>
+            <w:shd w:val="clear" w:fill="FFFFFF"/>
+          </w:tcPr>
+          <w:p>
+            <w:r>
+              <w:rPr>
+                <w:sz w:val="17"/>
+              </w:rPr>
+            </w:r>
+            <w:r>
+              <w:rPr>
+                <w:rFonts w:ascii="Consolas" w:hAnsi="Consolas"/>
+                <w:b/>
+                <w:sz w:val="17"/>
+              </w:rPr>
+              <w:t>Vector DB는 쓰지 않았습니다</w:t>
+            </w:r>
+          </w:p>
+        </w:tc>
+        <w:tc>
+          <w:tcPr>
+            <w:tcW w:type="dxa" w:w="2880"/>
+            <w:shd w:val="clear" w:fill="FFFFFF"/>
+          </w:tcPr>
+          <w:p>
+            <w:r>
+              <w:rPr>
+                <w:sz w:val="17"/>
+              </w:rPr>
+            </w:r>
+            <w:r>
+              <w:rPr>
+                <w:sz w:val="17"/>
+              </w:rPr>
+              <w:t>그럼 RAG가 맞나</w:t>
+            </w:r>
+          </w:p>
+        </w:tc>
+        <w:tc>
+          <w:tcPr>
+            <w:tcW w:type="dxa" w:w="2880"/>
+            <w:shd w:val="clear" w:fill="FFFFFF"/>
+          </w:tcPr>
+          <w:p>
+            <w:r>
+              <w:rPr>
+                <w:sz w:val="17"/>
+              </w:rPr>
+            </w:r>
+            <w:r>
+              <w:rPr>
+                <w:sz w:val="17"/>
+              </w:rPr>
+              <w:t>2-1</w:t>
+            </w:r>
+          </w:p>
+        </w:tc>
+      </w:tr>
+      <w:tr>
+        <w:tc>
+          <w:tcPr>
+            <w:tcW w:type="dxa" w:w="2880"/>
+            <w:shd w:val="clear" w:fill="F7F8FA"/>
+          </w:tcPr>
+          <w:p>
+            <w:r>
+              <w:rPr>
+                <w:sz w:val="17"/>
+              </w:rPr>
+            </w:r>
+            <w:r>
+              <w:rPr>
+                <w:rFonts w:ascii="Consolas" w:hAnsi="Consolas"/>
+                <w:b/>
+                <w:sz w:val="17"/>
+              </w:rPr>
+              <w:t>LangGraph 없이 충분했습니다</w:t>
+            </w:r>
+          </w:p>
+        </w:tc>
+        <w:tc>
+          <w:tcPr>
+            <w:tcW w:type="dxa" w:w="2880"/>
+            <w:shd w:val="clear" w:fill="F7F8FA"/>
+          </w:tcPr>
+          <w:p>
+            <w:r>
+              <w:rPr>
+                <w:sz w:val="17"/>
+              </w:rPr>
+            </w:r>
+            <w:r>
+              <w:rPr>
+                <w:sz w:val="17"/>
+              </w:rPr>
+              <w:t>왜 안 썼나</w:t>
+            </w:r>
+          </w:p>
+        </w:tc>
+        <w:tc>
+          <w:tcPr>
+            <w:tcW w:type="dxa" w:w="2880"/>
+            <w:shd w:val="clear" w:fill="F7F8FA"/>
+          </w:tcPr>
+          <w:p>
+            <w:r>
+              <w:rPr>
+                <w:sz w:val="17"/>
+              </w:rPr>
+            </w:r>
+            <w:r>
+              <w:rPr>
+                <w:sz w:val="17"/>
+              </w:rPr>
+              <w:t>2-1</w:t>
+            </w:r>
+          </w:p>
+        </w:tc>
+      </w:tr>
+      <w:tr>
+        <w:tc>
+          <w:tcPr>
+            <w:tcW w:type="dxa" w:w="2880"/>
+            <w:shd w:val="clear" w:fill="FFFFFF"/>
+          </w:tcPr>
+          <w:p>
+            <w:r>
+              <w:rPr>
+                <w:sz w:val="17"/>
+              </w:rPr>
+            </w:r>
+            <w:r>
+              <w:rPr>
+                <w:rFonts w:ascii="Consolas" w:hAnsi="Consolas"/>
+                <w:b/>
+                <w:sz w:val="17"/>
+              </w:rPr>
+              <w:t>Tree of Thoughts(Yao et al., NeurIPS 2023)</w:t>
+            </w:r>
+          </w:p>
+        </w:tc>
+        <w:tc>
+          <w:tcPr>
+            <w:tcW w:type="dxa" w:w="2880"/>
+            <w:shd w:val="clear" w:fill="FFFFFF"/>
+          </w:tcPr>
+          <w:p>
+            <w:r>
+              <w:rPr>
+                <w:sz w:val="17"/>
+              </w:rPr>
+            </w:r>
+            <w:r>
+              <w:rPr>
+                <w:b/>
+                <w:sz w:val="17"/>
+              </w:rPr>
+              <w:t>그 논문이 무슨 내용인가</w:t>
+            </w:r>
+          </w:p>
+        </w:tc>
+        <w:tc>
+          <w:tcPr>
+            <w:tcW w:type="dxa" w:w="2880"/>
+            <w:shd w:val="clear" w:fill="FFFFFF"/>
+          </w:tcPr>
+          <w:p>
+            <w:r>
+              <w:rPr>
+                <w:sz w:val="17"/>
+              </w:rPr>
+            </w:r>
+            <w:r>
+              <w:rPr>
+                <w:sz w:val="17"/>
+              </w:rPr>
+              <w:t>2-1</w:t>
+            </w:r>
+          </w:p>
+        </w:tc>
+      </w:tr>
+      <w:tr>
+        <w:tc>
+          <w:tcPr>
+            <w:tcW w:type="dxa" w:w="2880"/>
+            <w:shd w:val="clear" w:fill="F7F8FA"/>
+          </w:tcPr>
+          <w:p>
+            <w:r>
+              <w:rPr>
+                <w:sz w:val="17"/>
+              </w:rPr>
+            </w:r>
+            <w:r>
+              <w:rPr>
+                <w:rFonts w:ascii="Consolas" w:hAnsi="Consolas"/>
+                <w:b/>
+                <w:sz w:val="17"/>
+              </w:rPr>
+              <w:t>멘토 피드백도 "Rule Base처럼 보인다"</w:t>
+            </w:r>
+          </w:p>
+        </w:tc>
+        <w:tc>
+          <w:tcPr>
+            <w:tcW w:type="dxa" w:w="2880"/>
+            <w:shd w:val="clear" w:fill="F7F8FA"/>
+          </w:tcPr>
+          <w:p>
+            <w:r>
+              <w:rPr>
+                <w:sz w:val="17"/>
+              </w:rPr>
+            </w:r>
+            <w:r>
+              <w:rPr>
+                <w:sz w:val="17"/>
+              </w:rPr>
+              <w:t>왜 그렇게 보였나</w:t>
+            </w:r>
+          </w:p>
+        </w:tc>
+        <w:tc>
+          <w:tcPr>
+            <w:tcW w:type="dxa" w:w="2880"/>
+            <w:shd w:val="clear" w:fill="F7F8FA"/>
+          </w:tcPr>
+          <w:p>
+            <w:r>
+              <w:rPr>
+                <w:sz w:val="17"/>
+              </w:rPr>
+            </w:r>
+            <w:r>
+              <w:rPr>
+                <w:sz w:val="17"/>
+              </w:rPr>
+              <w:t>2-1</w:t>
+            </w:r>
+          </w:p>
+        </w:tc>
+      </w:tr>
+      <w:tr>
+        <w:tc>
+          <w:tcPr>
+            <w:tcW w:type="dxa" w:w="2880"/>
+            <w:shd w:val="clear" w:fill="FFFFFF"/>
+          </w:tcPr>
+          <w:p>
+            <w:r>
+              <w:rPr>
+                <w:sz w:val="17"/>
+              </w:rPr>
+            </w:r>
+            <w:r>
+              <w:rPr>
+                <w:rFonts w:ascii="Consolas" w:hAnsi="Consolas"/>
+                <w:b/>
+                <w:sz w:val="17"/>
+              </w:rPr>
+              <w:t>DLB-02: On 3/3 통과, Off 3/3 실패</w:t>
+            </w:r>
+          </w:p>
+        </w:tc>
+        <w:tc>
+          <w:tcPr>
+            <w:tcW w:type="dxa" w:w="2880"/>
+            <w:shd w:val="clear" w:fill="FFFFFF"/>
+          </w:tcPr>
+          <w:p>
+            <w:r>
+              <w:rPr>
+                <w:sz w:val="17"/>
+              </w:rPr>
+            </w:r>
+            <w:r>
+              <w:rPr>
+                <w:sz w:val="17"/>
+              </w:rPr>
+              <w:t>나머지 3개 Case는</w:t>
+            </w:r>
+          </w:p>
+        </w:tc>
+        <w:tc>
+          <w:tcPr>
+            <w:tcW w:type="dxa" w:w="2880"/>
+            <w:shd w:val="clear" w:fill="FFFFFF"/>
+          </w:tcPr>
+          <w:p>
+            <w:r>
+              <w:rPr>
+                <w:sz w:val="17"/>
+              </w:rPr>
+            </w:r>
+            <w:r>
+              <w:rPr>
+                <w:sz w:val="17"/>
+              </w:rPr>
+              <w:t>2-3</w:t>
+            </w:r>
+          </w:p>
+        </w:tc>
+      </w:tr>
+      <w:tr>
+        <w:tc>
+          <w:tcPr>
+            <w:tcW w:type="dxa" w:w="2880"/>
+            <w:shd w:val="clear" w:fill="F7F8FA"/>
+          </w:tcPr>
+          <w:p>
+            <w:r>
+              <w:rPr>
+                <w:sz w:val="17"/>
+              </w:rPr>
+            </w:r>
+            <w:r>
+              <w:rPr>
+                <w:rFonts w:ascii="Consolas" w:hAnsi="Consolas"/>
+                <w:b/>
+                <w:sz w:val="17"/>
+              </w:rPr>
+              <w:t>실제 Gmail 재현 — 새 메일 4건, 2건 생성 2건 ASK_USER</w:t>
+            </w:r>
+          </w:p>
+        </w:tc>
+        <w:tc>
+          <w:tcPr>
+            <w:tcW w:type="dxa" w:w="2880"/>
+            <w:shd w:val="clear" w:fill="F7F8FA"/>
+          </w:tcPr>
+          <w:p>
+            <w:r>
+              <w:rPr>
+                <w:sz w:val="17"/>
+              </w:rPr>
+            </w:r>
+            <w:r>
+              <w:rPr>
+                <w:sz w:val="17"/>
+              </w:rPr>
+              <w:t>왜 절반이 ASK_USER인가</w:t>
+            </w:r>
+          </w:p>
+        </w:tc>
+        <w:tc>
+          <w:tcPr>
+            <w:tcW w:type="dxa" w:w="2880"/>
+            <w:shd w:val="clear" w:fill="F7F8FA"/>
+          </w:tcPr>
+          <w:p>
+            <w:r>
+              <w:rPr>
+                <w:sz w:val="17"/>
+              </w:rPr>
+            </w:r>
+            <w:r>
+              <w:rPr>
+                <w:sz w:val="17"/>
+              </w:rPr>
+              <w:t>2-3</w:t>
+            </w:r>
+          </w:p>
+        </w:tc>
+      </w:tr>
+      <w:tr>
+        <w:tc>
+          <w:tcPr>
+            <w:tcW w:type="dxa" w:w="2880"/>
+            <w:shd w:val="clear" w:fill="FFFFFF"/>
+          </w:tcPr>
+          <w:p>
+            <w:r>
+              <w:rPr>
+                <w:sz w:val="17"/>
+              </w:rPr>
+            </w:r>
+            <w:r>
+              <w:rPr>
+                <w:rFonts w:ascii="Consolas" w:hAnsi="Consolas"/>
+                <w:b/>
+                <w:sz w:val="17"/>
+              </w:rPr>
+              <w:t>실패 — 판단 4건 유실 / 개선 — 유실 0건</w:t>
+            </w:r>
+          </w:p>
+        </w:tc>
+        <w:tc>
+          <w:tcPr>
+            <w:tcW w:type="dxa" w:w="2880"/>
+            <w:shd w:val="clear" w:fill="FFFFFF"/>
+          </w:tcPr>
+          <w:p>
+            <w:r>
+              <w:rPr>
+                <w:sz w:val="17"/>
+              </w:rPr>
+            </w:r>
+            <w:r>
+              <w:rPr>
+                <w:sz w:val="17"/>
+              </w:rPr>
+              <w:t>무슨 일이었나</w:t>
+            </w:r>
+          </w:p>
+        </w:tc>
+        <w:tc>
+          <w:tcPr>
+            <w:tcW w:type="dxa" w:w="2880"/>
+            <w:shd w:val="clear" w:fill="FFFFFF"/>
+          </w:tcPr>
+          <w:p>
+            <w:r>
+              <w:rPr>
+                <w:sz w:val="17"/>
+              </w:rPr>
+            </w:r>
+            <w:r>
+              <w:rPr>
+                <w:sz w:val="17"/>
+              </w:rPr>
+              <w:t>2-3 · 3-3</w:t>
+            </w:r>
+          </w:p>
+        </w:tc>
+      </w:tr>
+      <w:tr>
+        <w:tc>
+          <w:tcPr>
+            <w:tcW w:type="dxa" w:w="2880"/>
+            <w:shd w:val="clear" w:fill="F7F8FA"/>
+          </w:tcPr>
+          <w:p>
+            <w:r>
+              <w:rPr>
+                <w:sz w:val="17"/>
+              </w:rPr>
+            </w:r>
+            <w:r>
+              <w:rPr>
+                <w:rFonts w:ascii="Consolas" w:hAnsi="Consolas"/>
+                <w:b/>
+                <w:sz w:val="17"/>
+              </w:rPr>
+              <w:t>Next Step — Outlook·Graph Adapter</w:t>
+            </w:r>
+          </w:p>
+        </w:tc>
+        <w:tc>
+          <w:tcPr>
+            <w:tcW w:type="dxa" w:w="2880"/>
+            <w:shd w:val="clear" w:fill="F7F8FA"/>
+          </w:tcPr>
+          <w:p>
+            <w:r>
+              <w:rPr>
+                <w:sz w:val="17"/>
+              </w:rPr>
+            </w:r>
+            <w:r>
+              <w:rPr>
+                <w:sz w:val="17"/>
+              </w:rPr>
+              <w:t>뭐가 더 필요한가</w:t>
             </w:r>
           </w:p>
         </w:tc>
@@ -4173,6 +5361,133 @@
       </w:r>
       <w:r>
         <w:t xml:space="preserve"> 표현 차이가 큰 메일이 늘면 그때 재검토할 항목으로 남겨 뒀다.</w:t>
+      </w:r>
+    </w:p>
+    <w:p>
+      <w:r>
+        <w:rPr>
+          <w:b/>
+        </w:rPr>
+        <w:t>Q. 슬라이드에 인용한 Tree of Thoughts 논문은 어떤 내용인가</w:t>
+      </w:r>
+      <w:r>
+        <w:t xml:space="preserve"> ← 슬라이드 4에 출처를 적어 뒀으므로 반드시 대비한다</w:t>
+      </w:r>
+    </w:p>
+    <w:p>
+      <w:r>
+        <w:t xml:space="preserve">Yao 등이 NeurIPS 2023에 낸 </w:t>
+      </w:r>
+      <w:r>
+        <w:rPr>
+          <w:rFonts w:ascii="Consolas" w:hAnsi="Consolas"/>
+          <w:b/>
+        </w:rPr>
+        <w:t>Tree of Thoughts: Deliberate Problem Solving with Large Language Models</w:t>
+      </w:r>
+      <w:r>
+        <w:t xml:space="preserve">다. Chain-of-Thought가 생각을 </w:t>
+      </w:r>
+      <w:r>
+        <w:rPr>
+          <w:b/>
+        </w:rPr>
+        <w:t>한 줄로</w:t>
+      </w:r>
+      <w:r>
+        <w:t xml:space="preserve"> 이어 가는 데 비해, 이 논문은 중간 생각을 여러 갈래로 펼쳐 </w:t>
+      </w:r>
+      <w:r>
+        <w:rPr>
+          <w:b/>
+        </w:rPr>
+        <w:t>트리</w:t>
+      </w:r>
+      <w:r>
+        <w:t xml:space="preserve">로 두고 탐색한다. 구조가 세 부분인데, 후보를 만드는 </w:t>
+      </w:r>
+      <w:r>
+        <w:rPr>
+          <w:b/>
+        </w:rPr>
+        <w:t>생성 단계</w:t>
+      </w:r>
+      <w:r>
+        <w:t xml:space="preserve">, 각 상태가 얼마나 유망한지 매기는 </w:t>
+      </w:r>
+      <w:r>
+        <w:rPr>
+          <w:b/>
+        </w:rPr>
+        <w:t>평가 단계</w:t>
+      </w:r>
+      <w:r>
+        <w:t xml:space="preserve">, 그리고 그 트리를 너비·깊이 우선으로 훑으며 막히면 </w:t>
+      </w:r>
+      <w:r>
+        <w:rPr>
+          <w:b/>
+        </w:rPr>
+        <w:t>되돌아가는 탐색</w:t>
+      </w:r>
+      <w:r>
+        <w:t>이다. 논문은 Game of 24, 창작 글쓰기, 미니 크로스워드에서 효과를 보였다.</w:t>
+      </w:r>
+    </w:p>
+    <w:p>
+      <w:r>
+        <w:rPr>
+          <w:b/>
+        </w:rPr>
+        <w:t>제가 가져온 것은 세 부분 중 하나, 생성과 평가를 분리한다는 아이디어뿐입니다.</w:t>
+      </w:r>
+      <w:r>
+        <w:t xml:space="preserve"> 트리도 없고 백트래킹도 없습니다. 후보 2~3개, 평가 1회, 재검색 1회로 끝납니다. 메일 한 건을 업무로 옮기는 판단은 단계가 깊지 않은 대신 틀렸을 때 비용이 업무 데이터 오변경이라, 탐색을 넓히는 것보다 틀린 결과가 자동 반영되지 않게 막는 쪽이 중요했습니다. 그래서 슬라이드에도 "참고하되 제한했고, Full Tree of Thoughts 구현은 아니다"라고 적었습니다.</w:t>
+      </w:r>
+    </w:p>
+    <w:p>
+      <w:r>
+        <w:rPr>
+          <w:b/>
+        </w:rPr>
+        <w:t>Q. 멘토가 "Rule Base처럼 보인다"고 한 이유는 뭔가</w:t>
+      </w:r>
+      <w:r>
+        <w:t xml:space="preserve"> ← 슬라이드 4에 인용돼 있다</w:t>
+      </w:r>
+    </w:p>
+    <w:p>
+      <w:r>
+        <w:t xml:space="preserve">그때는 Agent가 </w:t>
+      </w:r>
+      <w:r>
+        <w:rPr>
+          <w:b/>
+        </w:rPr>
+        <w:t>결론을 하나만</w:t>
+      </w:r>
+      <w:r>
+        <w:t xml:space="preserve"> 돌려주고 있었습니다. 관계 하나, 대상 하나, 행동 하나에 설명 한 줄입니다. 밖에서 보면 규칙이 낸 답과 구분이 안 됩니다. 후보를 실제로 견줬는지, 결론을 먼저 정하고 설명을 붙였는지 알 방법이 없으니까요.</w:t>
+      </w:r>
+    </w:p>
+    <w:p>
+      <w:r>
+        <w:rPr>
+          <w:b/>
+        </w:rPr>
+        <w:t>문제는 판단 품질이 아니라 검증 가능성이었습니다.</w:t>
+      </w:r>
+      <w:r>
+        <w:t xml:space="preserve"> 정확도는 이미 15/15였습니다. 그래서 고친 것도 정확도가 아니라 </w:t>
+      </w:r>
+      <w:r>
+        <w:rPr>
+          <w:b/>
+        </w:rPr>
+        <w:t>구조</w:t>
+      </w:r>
+      <w:r>
+        <w:t>입니다. 생성 호출과 평가 호출을 나눠서, 화면에 남는 후보 목록이 사후 설명이 아니라 실제로 비교된 기록이 되게 했습니다.</w:t>
       </w:r>
     </w:p>
     <w:p>
@@ -4255,30 +5570,503 @@
         <w:rPr>
           <w:b/>
         </w:rPr>
-        <w:t>Q. 각 Agent가 어떤 역할을 하나</w:t>
-      </w:r>
-      <w:r>
-        <w:t xml:space="preserve"> (멘토 기준 항목)</w:t>
+        <w:t>Q. 슬라이드의 5단계 `Observe → Retrieve → Reason → Act → Observe`는 각각 무엇인가</w:t>
       </w:r>
     </w:p>
+    <w:tbl>
+      <w:tblPr>
+        <w:tblStyle w:val="TableGrid"/>
+        <w:tblW w:type="auto" w:w="0"/>
+        <w:tblLook w:firstColumn="1" w:firstRow="1" w:lastColumn="0" w:lastRow="0" w:noHBand="0" w:noVBand="1" w:val="04A0"/>
+      </w:tblPr>
+      <w:tblGrid>
+        <w:gridCol w:w="2880"/>
+        <w:gridCol w:w="2880"/>
+        <w:gridCol w:w="2880"/>
+      </w:tblGrid>
+      <w:tr>
+        <w:tc>
+          <w:tcPr>
+            <w:tcW w:type="dxa" w:w="2880"/>
+            <w:shd w:val="clear" w:fill="1D2939"/>
+          </w:tcPr>
+          <w:p>
+            <w:r>
+              <w:rPr>
+                <w:b/>
+                <w:color w:val="FFFFFF"/>
+                <w:sz w:val="17"/>
+              </w:rPr>
+            </w:r>
+            <w:r>
+              <w:rPr>
+                <w:b/>
+                <w:color w:val="FFFFFF"/>
+                <w:sz w:val="17"/>
+              </w:rPr>
+              <w:t>단계</w:t>
+            </w:r>
+          </w:p>
+        </w:tc>
+        <w:tc>
+          <w:tcPr>
+            <w:tcW w:type="dxa" w:w="2880"/>
+            <w:shd w:val="clear" w:fill="1D2939"/>
+          </w:tcPr>
+          <w:p>
+            <w:r>
+              <w:rPr>
+                <w:b/>
+                <w:color w:val="FFFFFF"/>
+                <w:sz w:val="17"/>
+              </w:rPr>
+            </w:r>
+            <w:r>
+              <w:rPr>
+                <w:b/>
+                <w:color w:val="FFFFFF"/>
+                <w:sz w:val="17"/>
+              </w:rPr>
+              <w:t>하는 일</w:t>
+            </w:r>
+          </w:p>
+        </w:tc>
+        <w:tc>
+          <w:tcPr>
+            <w:tcW w:type="dxa" w:w="2880"/>
+            <w:shd w:val="clear" w:fill="1D2939"/>
+          </w:tcPr>
+          <w:p>
+            <w:r>
+              <w:rPr>
+                <w:b/>
+                <w:color w:val="FFFFFF"/>
+                <w:sz w:val="17"/>
+              </w:rPr>
+            </w:r>
+            <w:r>
+              <w:rPr>
+                <w:b/>
+                <w:color w:val="FFFFFF"/>
+                <w:sz w:val="17"/>
+              </w:rPr>
+              <w:t>누가</w:t>
+            </w:r>
+          </w:p>
+        </w:tc>
+      </w:tr>
+      <w:tr>
+        <w:tc>
+          <w:tcPr>
+            <w:tcW w:type="dxa" w:w="2880"/>
+            <w:shd w:val="clear" w:fill="FFFFFF"/>
+          </w:tcPr>
+          <w:p>
+            <w:r>
+              <w:rPr>
+                <w:sz w:val="17"/>
+              </w:rPr>
+            </w:r>
+            <w:r>
+              <w:rPr>
+                <w:b/>
+                <w:sz w:val="17"/>
+              </w:rPr>
+              <w:t>Observe</w:t>
+            </w:r>
+          </w:p>
+        </w:tc>
+        <w:tc>
+          <w:tcPr>
+            <w:tcW w:type="dxa" w:w="2880"/>
+            <w:shd w:val="clear" w:fill="FFFFFF"/>
+          </w:tcPr>
+          <w:p>
+            <w:r>
+              <w:rPr>
+                <w:sz w:val="17"/>
+              </w:rPr>
+            </w:r>
+            <w:r>
+              <w:rPr>
+                <w:sz w:val="17"/>
+              </w:rPr>
+              <w:t>들어온 메일과 분석 결과를 본다</w:t>
+            </w:r>
+          </w:p>
+        </w:tc>
+        <w:tc>
+          <w:tcPr>
+            <w:tcW w:type="dxa" w:w="2880"/>
+            <w:shd w:val="clear" w:fill="FFFFFF"/>
+          </w:tcPr>
+          <w:p>
+            <w:r>
+              <w:rPr>
+                <w:sz w:val="17"/>
+              </w:rPr>
+            </w:r>
+            <w:r>
+              <w:rPr>
+                <w:sz w:val="17"/>
+              </w:rPr>
+              <w:t>M-01 (LLM)</w:t>
+            </w:r>
+          </w:p>
+        </w:tc>
+      </w:tr>
+      <w:tr>
+        <w:tc>
+          <w:tcPr>
+            <w:tcW w:type="dxa" w:w="2880"/>
+            <w:shd w:val="clear" w:fill="F7F8FA"/>
+          </w:tcPr>
+          <w:p>
+            <w:r>
+              <w:rPr>
+                <w:sz w:val="17"/>
+              </w:rPr>
+            </w:r>
+            <w:r>
+              <w:rPr>
+                <w:b/>
+                <w:sz w:val="17"/>
+              </w:rPr>
+              <w:t>Retrieve</w:t>
+            </w:r>
+          </w:p>
+        </w:tc>
+        <w:tc>
+          <w:tcPr>
+            <w:tcW w:type="dxa" w:w="2880"/>
+            <w:shd w:val="clear" w:fill="F7F8FA"/>
+          </w:tcPr>
+          <w:p>
+            <w:r>
+              <w:rPr>
+                <w:sz w:val="17"/>
+              </w:rPr>
+            </w:r>
+            <w:r>
+              <w:rPr>
+                <w:sz w:val="17"/>
+              </w:rPr>
+              <w:t>판단에 필요한 Task Context를 SQLite에서 top-k로 가져온다. 활성 Task, 최근 연결 메일 3건, History 5건</w:t>
+            </w:r>
+          </w:p>
+        </w:tc>
+        <w:tc>
+          <w:tcPr>
+            <w:tcW w:type="dxa" w:w="2880"/>
+            <w:shd w:val="clear" w:fill="F7F8FA"/>
+          </w:tcPr>
+          <w:p>
+            <w:r>
+              <w:rPr>
+                <w:sz w:val="17"/>
+              </w:rPr>
+            </w:r>
+            <w:r>
+              <w:rPr>
+                <w:sz w:val="17"/>
+              </w:rPr>
+              <w:t>M-02 (Python)</w:t>
+            </w:r>
+          </w:p>
+        </w:tc>
+      </w:tr>
+      <w:tr>
+        <w:tc>
+          <w:tcPr>
+            <w:tcW w:type="dxa" w:w="2880"/>
+            <w:shd w:val="clear" w:fill="FFFFFF"/>
+          </w:tcPr>
+          <w:p>
+            <w:r>
+              <w:rPr>
+                <w:sz w:val="17"/>
+              </w:rPr>
+            </w:r>
+            <w:r>
+              <w:rPr>
+                <w:b/>
+                <w:sz w:val="17"/>
+              </w:rPr>
+              <w:t>Reason</w:t>
+            </w:r>
+          </w:p>
+        </w:tc>
+        <w:tc>
+          <w:tcPr>
+            <w:tcW w:type="dxa" w:w="2880"/>
+            <w:shd w:val="clear" w:fill="FFFFFF"/>
+          </w:tcPr>
+          <w:p>
+            <w:r>
+              <w:rPr>
+                <w:sz w:val="17"/>
+              </w:rPr>
+            </w:r>
+            <w:r>
+              <w:rPr>
+                <w:sz w:val="17"/>
+              </w:rPr>
+              <w:t>후보 2~3개 생성 → Python 계약 검증 → 별도 평가 단계가 지지도 산출 → 하나 선택</w:t>
+            </w:r>
+          </w:p>
+        </w:tc>
+        <w:tc>
+          <w:tcPr>
+            <w:tcW w:type="dxa" w:w="2880"/>
+            <w:shd w:val="clear" w:fill="FFFFFF"/>
+          </w:tcPr>
+          <w:p>
+            <w:r>
+              <w:rPr>
+                <w:sz w:val="17"/>
+              </w:rPr>
+            </w:r>
+            <w:r>
+              <w:rPr>
+                <w:sz w:val="17"/>
+              </w:rPr>
+              <w:t>Agent 2회 + Python</w:t>
+            </w:r>
+          </w:p>
+        </w:tc>
+      </w:tr>
+      <w:tr>
+        <w:tc>
+          <w:tcPr>
+            <w:tcW w:type="dxa" w:w="2880"/>
+            <w:shd w:val="clear" w:fill="F7F8FA"/>
+          </w:tcPr>
+          <w:p>
+            <w:r>
+              <w:rPr>
+                <w:sz w:val="17"/>
+              </w:rPr>
+            </w:r>
+            <w:r>
+              <w:rPr>
+                <w:b/>
+                <w:sz w:val="17"/>
+              </w:rPr>
+              <w:t>(Self-Correction)</w:t>
+            </w:r>
+          </w:p>
+        </w:tc>
+        <w:tc>
+          <w:tcPr>
+            <w:tcW w:type="dxa" w:w="2880"/>
+            <w:shd w:val="clear" w:fill="F7F8FA"/>
+          </w:tcPr>
+          <w:p>
+            <w:r>
+              <w:rPr>
+                <w:sz w:val="17"/>
+              </w:rPr>
+            </w:r>
+            <w:r>
+              <w:rPr>
+                <w:sz w:val="17"/>
+              </w:rPr>
+              <w:t xml:space="preserve">선택 차이가 작으면 Query Rewrite 후 재검색·재판단, </w:t>
+            </w:r>
+            <w:r>
+              <w:rPr>
+                <w:b/>
+                <w:sz w:val="17"/>
+              </w:rPr>
+              <w:t>최대 1회</w:t>
+            </w:r>
+          </w:p>
+        </w:tc>
+        <w:tc>
+          <w:tcPr>
+            <w:tcW w:type="dxa" w:w="2880"/>
+            <w:shd w:val="clear" w:fill="F7F8FA"/>
+          </w:tcPr>
+          <w:p>
+            <w:r>
+              <w:rPr>
+                <w:sz w:val="17"/>
+              </w:rPr>
+            </w:r>
+            <w:r>
+              <w:rPr>
+                <w:sz w:val="17"/>
+              </w:rPr>
+              <w:t>Python이 판단, Agent가 재수행</w:t>
+            </w:r>
+          </w:p>
+        </w:tc>
+      </w:tr>
+      <w:tr>
+        <w:tc>
+          <w:tcPr>
+            <w:tcW w:type="dxa" w:w="2880"/>
+            <w:shd w:val="clear" w:fill="FFFFFF"/>
+          </w:tcPr>
+          <w:p>
+            <w:r>
+              <w:rPr>
+                <w:sz w:val="17"/>
+              </w:rPr>
+            </w:r>
+            <w:r>
+              <w:rPr>
+                <w:b/>
+                <w:sz w:val="17"/>
+              </w:rPr>
+              <w:t>Act</w:t>
+            </w:r>
+          </w:p>
+        </w:tc>
+        <w:tc>
+          <w:tcPr>
+            <w:tcW w:type="dxa" w:w="2880"/>
+            <w:shd w:val="clear" w:fill="FFFFFF"/>
+          </w:tcPr>
+          <w:p>
+            <w:r>
+              <w:rPr>
+                <w:sz w:val="17"/>
+              </w:rPr>
+            </w:r>
+            <w:r>
+              <w:rPr>
+                <w:sz w:val="17"/>
+              </w:rPr>
+              <w:t xml:space="preserve">Guard 검증 통과분만 하나의 Transaction으로 저장, 아니면 </w:t>
+            </w:r>
+            <w:r>
+              <w:rPr>
+                <w:rFonts w:ascii="Consolas" w:hAnsi="Consolas"/>
+                <w:b/>
+                <w:sz w:val="17"/>
+              </w:rPr>
+              <w:t>ASK_USER</w:t>
+            </w:r>
+          </w:p>
+        </w:tc>
+        <w:tc>
+          <w:tcPr>
+            <w:tcW w:type="dxa" w:w="2880"/>
+            <w:shd w:val="clear" w:fill="FFFFFF"/>
+          </w:tcPr>
+          <w:p>
+            <w:r>
+              <w:rPr>
+                <w:sz w:val="17"/>
+              </w:rPr>
+            </w:r>
+            <w:r>
+              <w:rPr>
+                <w:sz w:val="17"/>
+              </w:rPr>
+              <w:t>M-03·M-04 (Python)</w:t>
+            </w:r>
+          </w:p>
+        </w:tc>
+      </w:tr>
+      <w:tr>
+        <w:tc>
+          <w:tcPr>
+            <w:tcW w:type="dxa" w:w="2880"/>
+            <w:shd w:val="clear" w:fill="F7F8FA"/>
+          </w:tcPr>
+          <w:p>
+            <w:r>
+              <w:rPr>
+                <w:sz w:val="17"/>
+              </w:rPr>
+            </w:r>
+            <w:r>
+              <w:rPr>
+                <w:b/>
+                <w:sz w:val="17"/>
+              </w:rPr>
+              <w:t>Observe</w:t>
+            </w:r>
+          </w:p>
+        </w:tc>
+        <w:tc>
+          <w:tcPr>
+            <w:tcW w:type="dxa" w:w="2880"/>
+            <w:shd w:val="clear" w:fill="F7F8FA"/>
+          </w:tcPr>
+          <w:p>
+            <w:r>
+              <w:rPr>
+                <w:sz w:val="17"/>
+              </w:rPr>
+            </w:r>
+            <w:r>
+              <w:rPr>
+                <w:sz w:val="17"/>
+              </w:rPr>
+              <w:t xml:space="preserve">저장 결과를 </w:t>
+            </w:r>
+            <w:r>
+              <w:rPr>
+                <w:b/>
+                <w:sz w:val="17"/>
+              </w:rPr>
+              <w:t>다시 조회해</w:t>
+            </w:r>
+            <w:r>
+              <w:rPr>
+                <w:sz w:val="17"/>
+              </w:rPr>
+              <w:t xml:space="preserve"> 실제 상태를 확인</w:t>
+            </w:r>
+          </w:p>
+        </w:tc>
+        <w:tc>
+          <w:tcPr>
+            <w:tcW w:type="dxa" w:w="2880"/>
+            <w:shd w:val="clear" w:fill="F7F8FA"/>
+          </w:tcPr>
+          <w:p>
+            <w:r>
+              <w:rPr>
+                <w:sz w:val="17"/>
+              </w:rPr>
+            </w:r>
+            <w:r>
+              <w:rPr>
+                <w:sz w:val="17"/>
+              </w:rPr>
+              <w:t>M-04 (Python)</w:t>
+            </w:r>
+          </w:p>
+        </w:tc>
+      </w:tr>
+    </w:tbl>
+    <w:p/>
     <w:p>
       <w:r>
-        <w:t xml:space="preserve">"Agent"라고 뭉뚱그리지 말고 </w:t>
+        <w:t xml:space="preserve">마지막 Observe가 중요하다. 저장했다고 믿는 게 아니라 </w:t>
       </w:r>
       <w:r>
         <w:rPr>
           <w:b/>
         </w:rPr>
-        <w:t>역할이 넷</w:t>
-      </w:r>
-      <w:r>
-        <w:t xml:space="preserve">이라고 말한다. 그리고 </w:t>
-      </w:r>
+        <w:t>다시 읽어서 확인한다.</w:t>
+      </w:r>
+    </w:p>
+    <w:p>
       <w:r>
         <w:rPr>
           <w:b/>
         </w:rPr>
-        <w:t>Guard는 Agent가 아니다.</w:t>
+        <w:t>Q. 슬라이드의 `STRUCTURED_RAG 경로`가 무엇인가. 다른 경로는 뭐가 있나</w:t>
+      </w:r>
+    </w:p>
+    <w:p>
+      <w:r>
+        <w:t>메일이 들어오면 셋 중 한 경로로 간다. 실제 Gmail 35건을 재현했을 때 분포가 이랬다.</w:t>
       </w:r>
     </w:p>
     <w:tbl>
@@ -4313,6 +6101,415 @@
                 <w:color w:val="FFFFFF"/>
                 <w:sz w:val="17"/>
               </w:rPr>
+              <w:t>경로</w:t>
+            </w:r>
+          </w:p>
+        </w:tc>
+        <w:tc>
+          <w:tcPr>
+            <w:tcW w:type="dxa" w:w="2160"/>
+            <w:shd w:val="clear" w:fill="1D2939"/>
+          </w:tcPr>
+          <w:p>
+            <w:r>
+              <w:rPr>
+                <w:b/>
+                <w:color w:val="FFFFFF"/>
+                <w:sz w:val="17"/>
+              </w:rPr>
+            </w:r>
+            <w:r>
+              <w:rPr>
+                <w:b/>
+                <w:color w:val="FFFFFF"/>
+                <w:sz w:val="17"/>
+              </w:rPr>
+              <w:t>언제</w:t>
+            </w:r>
+          </w:p>
+        </w:tc>
+        <w:tc>
+          <w:tcPr>
+            <w:tcW w:type="dxa" w:w="2160"/>
+            <w:shd w:val="clear" w:fill="1D2939"/>
+          </w:tcPr>
+          <w:p>
+            <w:r>
+              <w:rPr>
+                <w:b/>
+                <w:color w:val="FFFFFF"/>
+                <w:sz w:val="17"/>
+              </w:rPr>
+            </w:r>
+            <w:r>
+              <w:rPr>
+                <w:b/>
+                <w:color w:val="FFFFFF"/>
+                <w:sz w:val="17"/>
+              </w:rPr>
+              <w:t>35건 중</w:t>
+            </w:r>
+          </w:p>
+        </w:tc>
+        <w:tc>
+          <w:tcPr>
+            <w:tcW w:type="dxa" w:w="2160"/>
+            <w:shd w:val="clear" w:fill="1D2939"/>
+          </w:tcPr>
+          <w:p>
+            <w:r>
+              <w:rPr>
+                <w:b/>
+                <w:color w:val="FFFFFF"/>
+                <w:sz w:val="17"/>
+              </w:rPr>
+            </w:r>
+            <w:r>
+              <w:rPr>
+                <w:b/>
+                <w:color w:val="FFFFFF"/>
+                <w:sz w:val="17"/>
+              </w:rPr>
+              <w:t>Agent 호출</w:t>
+            </w:r>
+          </w:p>
+        </w:tc>
+      </w:tr>
+      <w:tr>
+        <w:tc>
+          <w:tcPr>
+            <w:tcW w:type="dxa" w:w="2160"/>
+            <w:shd w:val="clear" w:fill="FFFFFF"/>
+          </w:tcPr>
+          <w:p>
+            <w:r>
+              <w:rPr>
+                <w:sz w:val="17"/>
+              </w:rPr>
+            </w:r>
+            <w:r>
+              <w:rPr>
+                <w:b/>
+                <w:sz w:val="17"/>
+              </w:rPr>
+              <w:t>THREAD_EXACT</w:t>
+            </w:r>
+          </w:p>
+        </w:tc>
+        <w:tc>
+          <w:tcPr>
+            <w:tcW w:type="dxa" w:w="2160"/>
+            <w:shd w:val="clear" w:fill="FFFFFF"/>
+          </w:tcPr>
+          <w:p>
+            <w:r>
+              <w:rPr>
+                <w:sz w:val="17"/>
+              </w:rPr>
+            </w:r>
+            <w:r>
+              <w:rPr>
+                <w:sz w:val="17"/>
+              </w:rPr>
+              <w:t xml:space="preserve">동일 </w:t>
+            </w:r>
+            <w:r>
+              <w:rPr>
+                <w:rFonts w:ascii="Consolas" w:hAnsi="Consolas"/>
+                <w:b/>
+                <w:sz w:val="17"/>
+              </w:rPr>
+              <w:t>conversation_id</w:t>
+            </w:r>
+            <w:r>
+              <w:rPr>
+                <w:sz w:val="17"/>
+              </w:rPr>
+              <w:t>에 활성 Task가 정확히 하나</w:t>
+            </w:r>
+          </w:p>
+        </w:tc>
+        <w:tc>
+          <w:tcPr>
+            <w:tcW w:type="dxa" w:w="2160"/>
+            <w:shd w:val="clear" w:fill="FFFFFF"/>
+          </w:tcPr>
+          <w:p>
+            <w:r>
+              <w:rPr>
+                <w:sz w:val="17"/>
+              </w:rPr>
+            </w:r>
+            <w:r>
+              <w:rPr>
+                <w:sz w:val="17"/>
+              </w:rPr>
+              <w:t>14건</w:t>
+            </w:r>
+          </w:p>
+        </w:tc>
+        <w:tc>
+          <w:tcPr>
+            <w:tcW w:type="dxa" w:w="2160"/>
+            <w:shd w:val="clear" w:fill="FFFFFF"/>
+          </w:tcPr>
+          <w:p>
+            <w:r>
+              <w:rPr>
+                <w:sz w:val="17"/>
+              </w:rPr>
+            </w:r>
+            <w:r>
+              <w:rPr>
+                <w:b/>
+                <w:sz w:val="17"/>
+              </w:rPr>
+              <w:t>안 한다.</w:t>
+            </w:r>
+            <w:r>
+              <w:rPr>
+                <w:sz w:val="17"/>
+              </w:rPr>
+              <w:t xml:space="preserve"> 규칙으로 확정</w:t>
+            </w:r>
+          </w:p>
+        </w:tc>
+      </w:tr>
+      <w:tr>
+        <w:tc>
+          <w:tcPr>
+            <w:tcW w:type="dxa" w:w="2160"/>
+            <w:shd w:val="clear" w:fill="F7F8FA"/>
+          </w:tcPr>
+          <w:p>
+            <w:r>
+              <w:rPr>
+                <w:sz w:val="17"/>
+              </w:rPr>
+            </w:r>
+            <w:r>
+              <w:rPr>
+                <w:b/>
+                <w:sz w:val="17"/>
+              </w:rPr>
+              <w:t>LEGACY</w:t>
+            </w:r>
+          </w:p>
+        </w:tc>
+        <w:tc>
+          <w:tcPr>
+            <w:tcW w:type="dxa" w:w="2160"/>
+            <w:shd w:val="clear" w:fill="F7F8FA"/>
+          </w:tcPr>
+          <w:p>
+            <w:r>
+              <w:rPr>
+                <w:sz w:val="17"/>
+              </w:rPr>
+            </w:r>
+            <w:r>
+              <w:rPr>
+                <w:sz w:val="17"/>
+              </w:rPr>
+              <w:t>업무 요청이 아니거나 기존 결정 경로로 처리 가능</w:t>
+            </w:r>
+          </w:p>
+        </w:tc>
+        <w:tc>
+          <w:tcPr>
+            <w:tcW w:type="dxa" w:w="2160"/>
+            <w:shd w:val="clear" w:fill="F7F8FA"/>
+          </w:tcPr>
+          <w:p>
+            <w:r>
+              <w:rPr>
+                <w:sz w:val="17"/>
+              </w:rPr>
+            </w:r>
+            <w:r>
+              <w:rPr>
+                <w:sz w:val="17"/>
+              </w:rPr>
+              <w:t>16건</w:t>
+            </w:r>
+          </w:p>
+        </w:tc>
+        <w:tc>
+          <w:tcPr>
+            <w:tcW w:type="dxa" w:w="2160"/>
+            <w:shd w:val="clear" w:fill="F7F8FA"/>
+          </w:tcPr>
+          <w:p>
+            <w:r>
+              <w:rPr>
+                <w:sz w:val="17"/>
+              </w:rPr>
+            </w:r>
+            <w:r>
+              <w:rPr>
+                <w:sz w:val="17"/>
+              </w:rPr>
+              <w:t>안 한다</w:t>
+            </w:r>
+          </w:p>
+        </w:tc>
+      </w:tr>
+      <w:tr>
+        <w:tc>
+          <w:tcPr>
+            <w:tcW w:type="dxa" w:w="2160"/>
+            <w:shd w:val="clear" w:fill="FFFFFF"/>
+          </w:tcPr>
+          <w:p>
+            <w:r>
+              <w:rPr>
+                <w:sz w:val="17"/>
+              </w:rPr>
+            </w:r>
+            <w:r>
+              <w:rPr>
+                <w:b/>
+                <w:sz w:val="17"/>
+              </w:rPr>
+              <w:t>STRUCTURED_RAG</w:t>
+            </w:r>
+          </w:p>
+        </w:tc>
+        <w:tc>
+          <w:tcPr>
+            <w:tcW w:type="dxa" w:w="2160"/>
+            <w:shd w:val="clear" w:fill="FFFFFF"/>
+          </w:tcPr>
+          <w:p>
+            <w:r>
+              <w:rPr>
+                <w:sz w:val="17"/>
+              </w:rPr>
+            </w:r>
+            <w:r>
+              <w:rPr>
+                <w:sz w:val="17"/>
+              </w:rPr>
+              <w:t>위 둘로 확정 안 됨. 다른 Thread·다른 표현의 후속 메일</w:t>
+            </w:r>
+          </w:p>
+        </w:tc>
+        <w:tc>
+          <w:tcPr>
+            <w:tcW w:type="dxa" w:w="2160"/>
+            <w:shd w:val="clear" w:fill="FFFFFF"/>
+          </w:tcPr>
+          <w:p>
+            <w:r>
+              <w:rPr>
+                <w:sz w:val="17"/>
+              </w:rPr>
+            </w:r>
+            <w:r>
+              <w:rPr>
+                <w:sz w:val="17"/>
+              </w:rPr>
+              <w:t>5건</w:t>
+            </w:r>
+          </w:p>
+        </w:tc>
+        <w:tc>
+          <w:tcPr>
+            <w:tcW w:type="dxa" w:w="2160"/>
+            <w:shd w:val="clear" w:fill="FFFFFF"/>
+          </w:tcPr>
+          <w:p>
+            <w:r>
+              <w:rPr>
+                <w:sz w:val="17"/>
+              </w:rPr>
+            </w:r>
+            <w:r>
+              <w:rPr>
+                <w:b/>
+                <w:sz w:val="17"/>
+              </w:rPr>
+              <w:t>여기서만 한다</w:t>
+            </w:r>
+          </w:p>
+        </w:tc>
+      </w:tr>
+    </w:tbl>
+    <w:p/>
+    <w:p>
+      <w:r>
+        <w:rPr>
+          <w:b/>
+        </w:rPr>
+        <w:t>즉 실제 메일 35건 중 Agent 판단이 필요한 건 5건이었다.</w:t>
+      </w:r>
+      <w:r>
+        <w:t xml:space="preserve"> "왜 전부 Agent에게 맡기지 않았나"의 답이 이 표다. 싸고 틀릴 일 없는 경로를 먼저 태우고, 남는 것만 Agent가 본다.</w:t>
+      </w:r>
+    </w:p>
+    <w:p>
+      <w:r>
+        <w:rPr>
+          <w:b/>
+        </w:rPr>
+        <w:t>Q. 각 Agent가 어떤 역할을 하나</w:t>
+      </w:r>
+      <w:r>
+        <w:t xml:space="preserve"> (멘토 기준 항목)</w:t>
+      </w:r>
+    </w:p>
+    <w:p>
+      <w:r>
+        <w:t xml:space="preserve">"Agent"라고 뭉뚱그리지 말고 </w:t>
+      </w:r>
+      <w:r>
+        <w:rPr>
+          <w:b/>
+        </w:rPr>
+        <w:t>역할이 넷</w:t>
+      </w:r>
+      <w:r>
+        <w:t xml:space="preserve">이라고 말한다. 그리고 </w:t>
+      </w:r>
+      <w:r>
+        <w:rPr>
+          <w:b/>
+        </w:rPr>
+        <w:t>Guard는 Agent가 아니다.</w:t>
+      </w:r>
+    </w:p>
+    <w:tbl>
+      <w:tblPr>
+        <w:tblStyle w:val="TableGrid"/>
+        <w:tblW w:type="auto" w:w="0"/>
+        <w:tblLook w:firstColumn="1" w:firstRow="1" w:lastColumn="0" w:lastRow="0" w:noHBand="0" w:noVBand="1" w:val="04A0"/>
+      </w:tblPr>
+      <w:tblGrid>
+        <w:gridCol w:w="2160"/>
+        <w:gridCol w:w="2160"/>
+        <w:gridCol w:w="2160"/>
+        <w:gridCol w:w="2160"/>
+      </w:tblGrid>
+      <w:tr>
+        <w:tc>
+          <w:tcPr>
+            <w:tcW w:type="dxa" w:w="2160"/>
+            <w:shd w:val="clear" w:fill="1D2939"/>
+          </w:tcPr>
+          <w:p>
+            <w:r>
+              <w:rPr>
+                <w:b/>
+                <w:color w:val="FFFFFF"/>
+                <w:sz w:val="17"/>
+              </w:rPr>
+            </w:r>
+            <w:r>
+              <w:rPr>
+                <w:b/>
+                <w:color w:val="FFFFFF"/>
+                <w:sz w:val="17"/>
+              </w:rPr>
               <w:t>이름</w:t>
             </w:r>
           </w:p>
@@ -5751,10 +7948,490 @@
         <w:rPr>
           <w:b/>
         </w:rPr>
-        <w:t>Q. 현재 결과의 한계와 추가 개선점은</w:t>
-      </w:r>
-      <w:r>
-        <w:t xml:space="preserve"> (멘토 기준 항목)</w:t>
+        <w:t>Q. 슬라이드의 `실패 — 판단 4건 유실`은 무슨 일이었나</w:t>
+      </w:r>
+      <w:r>
+        <w:t xml:space="preserve"> ← 슬라이드 4에 인쇄돼 있다</w:t>
+      </w:r>
+    </w:p>
+    <w:p>
+      <w:r>
+        <w:t xml:space="preserve">숙고를 붙인 뒤, 운영 DB에 쌓인 </w:t>
+      </w:r>
+      <w:r>
+        <w:rPr>
+          <w:b/>
+        </w:rPr>
+        <w:t>실제 Gmail 35건을 격리된 새 DB에 다시 흘려보내</w:t>
+      </w:r>
+      <w:r>
+        <w:t xml:space="preserve"> 기존 흐름이 망가지지 않았는지 봤습니다. Gmail API는 호출하지 않았고 메일도 보내지 않았습니다.</w:t>
+      </w:r>
+    </w:p>
+    <w:tbl>
+      <w:tblPr>
+        <w:tblStyle w:val="TableGrid"/>
+        <w:tblW w:type="auto" w:w="0"/>
+        <w:tblLook w:firstColumn="1" w:firstRow="1" w:lastColumn="0" w:lastRow="0" w:noHBand="0" w:noVBand="1" w:val="04A0"/>
+      </w:tblPr>
+      <w:tblGrid>
+        <w:gridCol w:w="2160"/>
+        <w:gridCol w:w="2160"/>
+        <w:gridCol w:w="2160"/>
+        <w:gridCol w:w="2160"/>
+      </w:tblGrid>
+      <w:tr>
+        <w:tc>
+          <w:tcPr>
+            <w:tcW w:type="dxa" w:w="2160"/>
+            <w:shd w:val="clear" w:fill="1D2939"/>
+          </w:tcPr>
+          <w:p>
+            <w:r>
+              <w:rPr>
+                <w:b/>
+                <w:color w:val="FFFFFF"/>
+                <w:sz w:val="17"/>
+              </w:rPr>
+            </w:r>
+          </w:p>
+        </w:tc>
+        <w:tc>
+          <w:tcPr>
+            <w:tcW w:type="dxa" w:w="2160"/>
+            <w:shd w:val="clear" w:fill="1D2939"/>
+          </w:tcPr>
+          <w:p>
+            <w:r>
+              <w:rPr>
+                <w:b/>
+                <w:color w:val="FFFFFF"/>
+                <w:sz w:val="17"/>
+              </w:rPr>
+            </w:r>
+            <w:r>
+              <w:rPr>
+                <w:b/>
+                <w:color w:val="FFFFFF"/>
+                <w:sz w:val="17"/>
+              </w:rPr>
+              <w:t>처리</w:t>
+            </w:r>
+          </w:p>
+        </w:tc>
+        <w:tc>
+          <w:tcPr>
+            <w:tcW w:type="dxa" w:w="2160"/>
+            <w:shd w:val="clear" w:fill="1D2939"/>
+          </w:tcPr>
+          <w:p>
+            <w:r>
+              <w:rPr>
+                <w:b/>
+                <w:color w:val="FFFFFF"/>
+                <w:sz w:val="17"/>
+              </w:rPr>
+            </w:r>
+            <w:r>
+              <w:rPr>
+                <w:b/>
+                <w:color w:val="FFFFFF"/>
+                <w:sz w:val="17"/>
+              </w:rPr>
+              <w:t>생성 Task</w:t>
+            </w:r>
+          </w:p>
+        </w:tc>
+        <w:tc>
+          <w:tcPr>
+            <w:tcW w:type="dxa" w:w="2160"/>
+            <w:shd w:val="clear" w:fill="1D2939"/>
+          </w:tcPr>
+          <w:p>
+            <w:r>
+              <w:rPr>
+                <w:b/>
+                <w:color w:val="FFFFFF"/>
+                <w:sz w:val="17"/>
+              </w:rPr>
+            </w:r>
+            <w:r>
+              <w:rPr>
+                <w:b/>
+                <w:color w:val="FFFFFF"/>
+                <w:sz w:val="17"/>
+              </w:rPr>
+              <w:t>ASK_USER</w:t>
+            </w:r>
+          </w:p>
+        </w:tc>
+      </w:tr>
+      <w:tr>
+        <w:tc>
+          <w:tcPr>
+            <w:tcW w:type="dxa" w:w="2160"/>
+            <w:shd w:val="clear" w:fill="FFFFFF"/>
+          </w:tcPr>
+          <w:p>
+            <w:r>
+              <w:rPr>
+                <w:sz w:val="17"/>
+              </w:rPr>
+            </w:r>
+            <w:r>
+              <w:rPr>
+                <w:sz w:val="17"/>
+              </w:rPr>
+              <w:t>숙고 OFF</w:t>
+            </w:r>
+          </w:p>
+        </w:tc>
+        <w:tc>
+          <w:tcPr>
+            <w:tcW w:type="dxa" w:w="2160"/>
+            <w:shd w:val="clear" w:fill="FFFFFF"/>
+          </w:tcPr>
+          <w:p>
+            <w:r>
+              <w:rPr>
+                <w:sz w:val="17"/>
+              </w:rPr>
+            </w:r>
+            <w:r>
+              <w:rPr>
+                <w:sz w:val="17"/>
+              </w:rPr>
+              <w:t>35/35</w:t>
+            </w:r>
+          </w:p>
+        </w:tc>
+        <w:tc>
+          <w:tcPr>
+            <w:tcW w:type="dxa" w:w="2160"/>
+            <w:shd w:val="clear" w:fill="FFFFFF"/>
+          </w:tcPr>
+          <w:p>
+            <w:r>
+              <w:rPr>
+                <w:sz w:val="17"/>
+              </w:rPr>
+            </w:r>
+            <w:r>
+              <w:rPr>
+                <w:b/>
+                <w:sz w:val="17"/>
+              </w:rPr>
+              <w:t>10</w:t>
+            </w:r>
+          </w:p>
+        </w:tc>
+        <w:tc>
+          <w:tcPr>
+            <w:tcW w:type="dxa" w:w="2160"/>
+            <w:shd w:val="clear" w:fill="FFFFFF"/>
+          </w:tcPr>
+          <w:p>
+            <w:r>
+              <w:rPr>
+                <w:sz w:val="17"/>
+              </w:rPr>
+            </w:r>
+            <w:r>
+              <w:rPr>
+                <w:sz w:val="17"/>
+              </w:rPr>
+              <w:t>10</w:t>
+            </w:r>
+          </w:p>
+        </w:tc>
+      </w:tr>
+      <w:tr>
+        <w:tc>
+          <w:tcPr>
+            <w:tcW w:type="dxa" w:w="2160"/>
+            <w:shd w:val="clear" w:fill="F7F8FA"/>
+          </w:tcPr>
+          <w:p>
+            <w:r>
+              <w:rPr>
+                <w:sz w:val="17"/>
+              </w:rPr>
+            </w:r>
+            <w:r>
+              <w:rPr>
+                <w:sz w:val="17"/>
+              </w:rPr>
+              <w:t>숙고 ON (수정 전)</w:t>
+            </w:r>
+          </w:p>
+        </w:tc>
+        <w:tc>
+          <w:tcPr>
+            <w:tcW w:type="dxa" w:w="2160"/>
+            <w:shd w:val="clear" w:fill="F7F8FA"/>
+          </w:tcPr>
+          <w:p>
+            <w:r>
+              <w:rPr>
+                <w:sz w:val="17"/>
+              </w:rPr>
+            </w:r>
+            <w:r>
+              <w:rPr>
+                <w:sz w:val="17"/>
+              </w:rPr>
+              <w:t>34/35</w:t>
+            </w:r>
+          </w:p>
+        </w:tc>
+        <w:tc>
+          <w:tcPr>
+            <w:tcW w:type="dxa" w:w="2160"/>
+            <w:shd w:val="clear" w:fill="F7F8FA"/>
+          </w:tcPr>
+          <w:p>
+            <w:r>
+              <w:rPr>
+                <w:sz w:val="17"/>
+              </w:rPr>
+            </w:r>
+            <w:r>
+              <w:rPr>
+                <w:b/>
+                <w:sz w:val="17"/>
+              </w:rPr>
+              <w:t>9</w:t>
+            </w:r>
+          </w:p>
+        </w:tc>
+        <w:tc>
+          <w:tcPr>
+            <w:tcW w:type="dxa" w:w="2160"/>
+            <w:shd w:val="clear" w:fill="F7F8FA"/>
+          </w:tcPr>
+          <w:p>
+            <w:r>
+              <w:rPr>
+                <w:sz w:val="17"/>
+              </w:rPr>
+            </w:r>
+            <w:r>
+              <w:rPr>
+                <w:sz w:val="17"/>
+              </w:rPr>
+              <w:t>11</w:t>
+            </w:r>
+          </w:p>
+        </w:tc>
+      </w:tr>
+      <w:tr>
+        <w:tc>
+          <w:tcPr>
+            <w:tcW w:type="dxa" w:w="2160"/>
+            <w:shd w:val="clear" w:fill="FFFFFF"/>
+          </w:tcPr>
+          <w:p>
+            <w:r>
+              <w:rPr>
+                <w:sz w:val="17"/>
+              </w:rPr>
+            </w:r>
+            <w:r>
+              <w:rPr>
+                <w:sz w:val="17"/>
+              </w:rPr>
+              <w:t>숙고 ON (수정 후)</w:t>
+            </w:r>
+          </w:p>
+        </w:tc>
+        <w:tc>
+          <w:tcPr>
+            <w:tcW w:type="dxa" w:w="2160"/>
+            <w:shd w:val="clear" w:fill="FFFFFF"/>
+          </w:tcPr>
+          <w:p>
+            <w:r>
+              <w:rPr>
+                <w:sz w:val="17"/>
+              </w:rPr>
+            </w:r>
+            <w:r>
+              <w:rPr>
+                <w:sz w:val="17"/>
+              </w:rPr>
+              <w:t>34/35</w:t>
+            </w:r>
+          </w:p>
+        </w:tc>
+        <w:tc>
+          <w:tcPr>
+            <w:tcW w:type="dxa" w:w="2160"/>
+            <w:shd w:val="clear" w:fill="FFFFFF"/>
+          </w:tcPr>
+          <w:p>
+            <w:r>
+              <w:rPr>
+                <w:sz w:val="17"/>
+              </w:rPr>
+            </w:r>
+            <w:r>
+              <w:rPr>
+                <w:b/>
+                <w:sz w:val="17"/>
+              </w:rPr>
+              <w:t>10</w:t>
+            </w:r>
+          </w:p>
+        </w:tc>
+        <w:tc>
+          <w:tcPr>
+            <w:tcW w:type="dxa" w:w="2160"/>
+            <w:shd w:val="clear" w:fill="FFFFFF"/>
+          </w:tcPr>
+          <w:p>
+            <w:r>
+              <w:rPr>
+                <w:sz w:val="17"/>
+              </w:rPr>
+            </w:r>
+            <w:r>
+              <w:rPr>
+                <w:sz w:val="17"/>
+              </w:rPr>
+              <w:t>10</w:t>
+            </w:r>
+          </w:p>
+        </w:tc>
+      </w:tr>
+    </w:tbl>
+    <w:p/>
+    <w:p>
+      <w:r>
+        <w:rPr>
+          <w:b/>
+        </w:rPr>
+        <w:t>증상</w:t>
+      </w:r>
+      <w:r>
+        <w:t xml:space="preserve">은 숙고 ON에서 RAG Fallback이 4건 나고 생성 Task가 10개에서 9개로 준 것입니다. </w:t>
+      </w:r>
+      <w:r>
+        <w:rPr>
+          <w:b/>
+        </w:rPr>
+        <w:t>원인</w:t>
+      </w:r>
+      <w:r>
+        <w:t xml:space="preserve">은 모델이 </w:t>
+      </w:r>
+      <w:r>
+        <w:rPr>
+          <w:rFonts w:ascii="Consolas" w:hAnsi="Consolas"/>
+          <w:b/>
+        </w:rPr>
+        <w:t>risk</w:t>
+      </w:r>
+      <w:r>
+        <w:t xml:space="preserve"> 필드를 문자열 대신 배열로 돌려줬는데, </w:t>
+      </w:r>
+      <w:r>
+        <w:rPr>
+          <w:b/>
+        </w:rPr>
+        <w:t>Pydantic 검증과 계약 검증을 스키마 재시도 루프 밖에서</w:t>
+      </w:r>
+      <w:r>
+        <w:t xml:space="preserve"> 하고 있어서 재시도가 아예 일어나지 않은 것이었습니다. </w:t>
+      </w:r>
+      <w:r>
+        <w:rPr>
+          <w:b/>
+        </w:rPr>
+        <w:t>수정</w:t>
+      </w:r>
+      <w:r>
+        <w:t xml:space="preserve">은 검증을 재시도 루프 </w:t>
+      </w:r>
+      <w:r>
+        <w:rPr>
+          <w:b/>
+        </w:rPr>
+        <w:t>안으로</w:t>
+      </w:r>
+      <w:r>
+        <w:t xml:space="preserve"> 옮기고, 직전 오류를 교정 메시지에 실어 보내는 것이었습니다. 배열로 와도 문자열로 합치고 Prompt에도 형태를 명시했습니다. </w:t>
+      </w:r>
+      <w:r>
+        <w:rPr>
+          <w:b/>
+        </w:rPr>
+        <w:t>결과</w:t>
+      </w:r>
+      <w:r>
+        <w:t xml:space="preserve"> Fallback 0건, 생성 Task도 OFF와 같은 10개입니다.</w:t>
+      </w:r>
+    </w:p>
+    <w:p>
+      <w:r>
+        <w:t xml:space="preserve">이 건의 의미는 </w:t>
+      </w:r>
+      <w:r>
+        <w:rPr>
+          <w:b/>
+        </w:rPr>
+        <w:t>합성 테스트가 아니라 실제 데이터 재생에서 잡혔다는 것</w:t>
+      </w:r>
+      <w:r>
+        <w:t>입니다. 그래서 재생 검증을 따로 둡니다.</w:t>
+      </w:r>
+    </w:p>
+    <w:p>
+      <w:pPr>
+        <w:pStyle w:val="IntenseQuote"/>
+      </w:pPr>
+      <w:r>
+        <w:t xml:space="preserve">34/35인 이유도 말할 수 있어야 한다. 회차마다 서로 다른 메일 1건에서 M-01이 INBOUND 메일에 </w:t>
+      </w:r>
+      <w:r>
+        <w:rPr>
+          <w:rFonts w:ascii="Consolas" w:hAnsi="Consolas"/>
+          <w:b/>
+        </w:rPr>
+        <w:t>WAITING</w:t>
+      </w:r>
+      <w:r>
+        <w:t xml:space="preserve"> Intent를 반환해 실패한 것이고, </w:t>
+      </w:r>
+      <w:r>
+        <w:rPr>
+          <w:b/>
+        </w:rPr>
+        <w:t>숙고와 무관한 기존 의미 계약 이슈</w:t>
+      </w:r>
+      <w:r>
+        <w:t>로 이미 문서화돼 있다. 숨기지 말고 그렇게 말한다.</w:t>
+      </w:r>
+    </w:p>
+    <w:p>
+      <w:r>
+        <w:rPr>
+          <w:b/>
+        </w:rPr>
+        <w:t>Q. 슬라이드의 `실제 Gmail 재현 — 새 메일 4건, 2건 생성 2건 ASK_USER`는 무엇인가</w:t>
+      </w:r>
+    </w:p>
+    <w:p>
+      <w:r>
+        <w:t xml:space="preserve">재생이 아니라 </w:t>
+      </w:r>
+      <w:r>
+        <w:rPr>
+          <w:b/>
+        </w:rPr>
+        <w:t>별도 테스트 계정에서 새로 보낸 메일 4건을 실제 회사 LLM이 처리한 기록</w:t>
+      </w:r>
+      <w:r>
+        <w:t>입니다.</w:t>
       </w:r>
     </w:p>
     <w:tbl>
@@ -5788,7 +8465,7 @@
                 <w:color w:val="FFFFFF"/>
                 <w:sz w:val="17"/>
               </w:rPr>
-              <w:t>한계</w:t>
+              <w:t>메일</w:t>
             </w:r>
           </w:p>
         </w:tc>
@@ -5811,7 +8488,7 @@
                 <w:color w:val="FFFFFF"/>
                 <w:sz w:val="17"/>
               </w:rPr>
-              <w:t>왜 생겼나</w:t>
+              <w:t>결과</w:t>
             </w:r>
           </w:p>
         </w:tc>
@@ -5834,7 +8511,7 @@
                 <w:color w:val="FFFFFF"/>
                 <w:sz w:val="17"/>
               </w:rPr>
-              <w:t>개선 방향</w:t>
+              <w:t>숙고 경로</w:t>
             </w:r>
           </w:p>
         </w:tc>
@@ -5855,7 +8532,7 @@
               <w:rPr>
                 <w:sz w:val="17"/>
               </w:rPr>
-              <w:t>검증이 합성 중심</w:t>
+              <w:t>접근통제 서버 점검 일정 회신 요청</w:t>
             </w:r>
           </w:p>
         </w:tc>
@@ -5872,9 +8549,25 @@
             </w:r>
             <w:r>
               <w:rPr>
-                <w:sz w:val="17"/>
-              </w:rPr>
-              <w:t>자동 평가를 하려면 기대값을 미리 정의할 수 있어야 한다</w:t>
+                <w:rFonts w:ascii="Consolas" w:hAnsi="Consolas"/>
+                <w:b/>
+                <w:sz w:val="17"/>
+              </w:rPr>
+              <w:t>CREATE_TASK</w:t>
+            </w:r>
+            <w:r>
+              <w:rPr>
+                <w:sz w:val="17"/>
+              </w:rPr>
+              <w:t xml:space="preserve"> → </w:t>
+            </w:r>
+            <w:r>
+              <w:rPr>
+                <w:rFonts w:ascii="Consolas" w:hAnsi="Consolas"/>
+                <w:b/>
+                <w:sz w:val="17"/>
+              </w:rPr>
+              <w:t>TASK-012</w:t>
             </w:r>
           </w:p>
         </w:tc>
@@ -5893,7 +8586,7 @@
               <w:rPr>
                 <w:sz w:val="17"/>
               </w:rPr>
-              <w:t>실패·사용자 수정 Case를 평가 Dataset에 편입</w:t>
+              <w:t>안 탐 (Thread 확정)</w:t>
             </w:r>
           </w:p>
         </w:tc>
@@ -5914,7 +8607,7 @@
               <w:rPr>
                 <w:sz w:val="17"/>
               </w:rPr>
-              <w:t>Gmail Live 규모가 작다</w:t>
+              <w:t>인증 서버 점검 일정 회신 요청</w:t>
             </w:r>
           </w:p>
         </w:tc>
@@ -5931,9 +8624,25 @@
             </w:r>
             <w:r>
               <w:rPr>
-                <w:sz w:val="17"/>
-              </w:rPr>
-              <w:t>테스트 계정 20건 + 실제 Thread 5-message가 전부</w:t>
+                <w:rFonts w:ascii="Consolas" w:hAnsi="Consolas"/>
+                <w:b/>
+                <w:sz w:val="17"/>
+              </w:rPr>
+              <w:t>CREATE_TASK</w:t>
+            </w:r>
+            <w:r>
+              <w:rPr>
+                <w:sz w:val="17"/>
+              </w:rPr>
+              <w:t xml:space="preserve"> → </w:t>
+            </w:r>
+            <w:r>
+              <w:rPr>
+                <w:rFonts w:ascii="Consolas" w:hAnsi="Consolas"/>
+                <w:b/>
+                <w:sz w:val="17"/>
+              </w:rPr>
+              <w:t>TASK-011</w:t>
             </w:r>
           </w:p>
         </w:tc>
@@ -5952,7 +8661,7 @@
               <w:rPr>
                 <w:sz w:val="17"/>
               </w:rPr>
-              <w:t>파일럿 운영으로 실제 메일함 다양성 확보</w:t>
+              <w:t>안 탐</w:t>
             </w:r>
           </w:p>
         </w:tc>
@@ -5973,7 +8682,7 @@
               <w:rPr>
                 <w:sz w:val="17"/>
               </w:rPr>
-              <w:t>평가 점수가 0.5 근처에 몰린다</w:t>
+              <w:t>지난 점검 건 일정 확인 부탁드립니다</w:t>
             </w:r>
           </w:p>
         </w:tc>
@@ -5990,17 +8699,10 @@
             </w:r>
             <w:r>
               <w:rPr>
-                <w:rFonts w:ascii="Consolas" w:hAnsi="Consolas"/>
                 <w:b/>
                 <w:sz w:val="17"/>
               </w:rPr>
-              <w:t>gpt-4.1-mini</w:t>
-            </w:r>
-            <w:r>
-              <w:rPr>
-                <w:sz w:val="17"/>
-              </w:rPr>
-              <w:t>의 특성. 근거가 기운 Case도 0.55 대 0.45</w:t>
+              <w:t>`ASK_USER`</w:t>
             </w:r>
           </w:p>
         </w:tc>
@@ -6017,9 +8719,10 @@
             </w:r>
             <w:r>
               <w:rPr>
-                <w:sz w:val="17"/>
-              </w:rPr>
-              <w:t>기준 0.15가 "확신 없으면 사람에게" 쪽으로 작동하게 뒀다. 점수를 벌리는 Prompt는 Injection 판단이 흔들려 되돌렸다</w:t>
+                <w:b/>
+                <w:sz w:val="17"/>
+              </w:rPr>
+              <w:t>탐</w:t>
             </w:r>
           </w:p>
         </w:tc>
@@ -6040,7 +8743,7 @@
               <w:rPr>
                 <w:sz w:val="17"/>
               </w:rPr>
-              <w:t>시간 단축 KPI 미측정</w:t>
+              <w:t>지난 점검 건 일정 확인 부탁드립니다 (2)</w:t>
             </w:r>
           </w:p>
         </w:tc>
@@ -6057,9 +8760,10 @@
             </w:r>
             <w:r>
               <w:rPr>
-                <w:sz w:val="17"/>
-              </w:rPr>
-              <w:t>비교할 Baseline이 없다</w:t>
+                <w:b/>
+                <w:sz w:val="17"/>
+              </w:rPr>
+              <w:t>`ASK_USER`</w:t>
             </w:r>
           </w:p>
         </w:tc>
@@ -6076,127 +8780,10 @@
             </w:r>
             <w:r>
               <w:rPr>
-                <w:sz w:val="17"/>
-              </w:rPr>
-              <w:t>파일럿 3~5명 측정 설계(위)</w:t>
-            </w:r>
-          </w:p>
-        </w:tc>
-      </w:tr>
-      <w:tr>
-        <w:tc>
-          <w:tcPr>
-            <w:tcW w:type="dxa" w:w="2880"/>
-            <w:shd w:val="clear" w:fill="FFFFFF"/>
-          </w:tcPr>
-          <w:p>
-            <w:r>
-              <w:rPr>
-                <w:sz w:val="17"/>
-              </w:rPr>
-            </w:r>
-            <w:r>
-              <w:rPr>
-                <w:sz w:val="17"/>
-              </w:rPr>
-              <w:t>메일 1건의 복수 요청을 자동 분해하지 못한다</w:t>
-            </w:r>
-          </w:p>
-        </w:tc>
-        <w:tc>
-          <w:tcPr>
-            <w:tcW w:type="dxa" w:w="2880"/>
-            <w:shd w:val="clear" w:fill="FFFFFF"/>
-          </w:tcPr>
-          <w:p>
-            <w:r>
-              <w:rPr>
-                <w:sz w:val="17"/>
-              </w:rPr>
-            </w:r>
-            <w:r>
-              <w:rPr>
-                <w:sz w:val="17"/>
-              </w:rPr>
-              <w:t>범위에서 의도적으로 제외</w:t>
-            </w:r>
-          </w:p>
-        </w:tc>
-        <w:tc>
-          <w:tcPr>
-            <w:tcW w:type="dxa" w:w="2880"/>
-            <w:shd w:val="clear" w:fill="FFFFFF"/>
-          </w:tcPr>
-          <w:p>
-            <w:r>
-              <w:rPr>
-                <w:sz w:val="17"/>
-              </w:rPr>
-            </w:r>
-            <w:r>
-              <w:rPr>
-                <w:sz w:val="17"/>
-              </w:rPr>
-              <w:t>Post-MVP</w:t>
-            </w:r>
-          </w:p>
-        </w:tc>
-      </w:tr>
-      <w:tr>
-        <w:tc>
-          <w:tcPr>
-            <w:tcW w:type="dxa" w:w="2880"/>
-            <w:shd w:val="clear" w:fill="F7F8FA"/>
-          </w:tcPr>
-          <w:p>
-            <w:r>
-              <w:rPr>
-                <w:sz w:val="17"/>
-              </w:rPr>
-            </w:r>
-            <w:r>
-              <w:rPr>
-                <w:sz w:val="17"/>
-              </w:rPr>
-              <w:t>다중 사용자 동시 쓰기 불가</w:t>
-            </w:r>
-          </w:p>
-        </w:tc>
-        <w:tc>
-          <w:tcPr>
-            <w:tcW w:type="dxa" w:w="2880"/>
-            <w:shd w:val="clear" w:fill="F7F8FA"/>
-          </w:tcPr>
-          <w:p>
-            <w:r>
-              <w:rPr>
-                <w:sz w:val="17"/>
-              </w:rPr>
-            </w:r>
-            <w:r>
-              <w:rPr>
-                <w:sz w:val="17"/>
-              </w:rPr>
-              <w:t>SQLite 단일 파일 구조</w:t>
-            </w:r>
-          </w:p>
-        </w:tc>
-        <w:tc>
-          <w:tcPr>
-            <w:tcW w:type="dxa" w:w="2880"/>
-            <w:shd w:val="clear" w:fill="F7F8FA"/>
-          </w:tcPr>
-          <w:p>
-            <w:r>
-              <w:rPr>
-                <w:sz w:val="17"/>
-              </w:rPr>
-            </w:r>
-            <w:r>
-              <w:rPr>
-                <w:sz w:val="17"/>
-              </w:rPr>
-              <w:t>운영 DB로 교체</w:t>
+                <w:b/>
+                <w:sz w:val="17"/>
+              </w:rPr>
+              <w:t>탐</w:t>
             </w:r>
           </w:p>
         </w:tc>
@@ -6208,428 +8795,40 @@
         <w:rPr>
           <w:b/>
         </w:rPr>
-        <w:t>Q. 100%면 완벽한 건가</w:t>
-      </w:r>
-    </w:p>
-    <w:p>
-      <w:r>
-        <w:t>아니다. 정의된 15 Case에서 100%지 실제 메일함 전체 성능이 아니다.</w:t>
-      </w:r>
-    </w:p>
-    <w:p>
+        <w:t>ASK_USER 2건이 실패가 아니라 이 프로젝트가 의도한 동작입니다.</w:t>
+      </w:r>
+      <w:r>
+        <w:t xml:space="preserve"> 앞의 두 메일이 비슷한 주제의 Task를 둘 만들어 놨고, 세 번째 메일의 "지난 점검 건"이 그중 어느 쪽인지 확정되지 않았습니다. 가설을 견줬지만 지지도 차이가 기준에 못 미쳐 사용자 확인으로 닫았습니다. </w:t>
+      </w:r>
       <w:r>
         <w:rPr>
           <w:b/>
         </w:rPr>
-        <w:t>Q. 자동화율이 53.3%면 낮은 것 아닌가</w:t>
+        <w:t>틀린 Task에 조용히 붙이는 대신 물어본 것</w:t>
+      </w:r>
+      <w:r>
+        <w:t xml:space="preserve">입니다. M-01 실패는 0건이고 DB 무결성도 </w:t>
+      </w:r>
+      <w:r>
+        <w:rPr>
+          <w:rFonts w:ascii="Consolas" w:hAnsi="Consolas"/>
+          <w:b/>
+        </w:rPr>
+        <w:t>ok</w:t>
+      </w:r>
+      <w:r>
+        <w:t>였습니다.</w:t>
       </w:r>
     </w:p>
     <w:p>
-      <w:r>
-        <w:t xml:space="preserve">15 Case 중 자동 반영 8건, 사용자 확인 7건이다. 확인이 많은 건 성능이 낮아서가 아니라 완료·취소· 기한 단축을 신뢰도와 무관하게 </w:t>
-      </w:r>
       <w:r>
         <w:rPr>
           <w:b/>
         </w:rPr>
-        <w:t>항상</w:t>
-      </w:r>
-      <w:r>
-        <w:t xml:space="preserve"> 승인 대상으로 뒀기 때문이다. 자동화율을 올리려면 이 Gate를 푸는 게 제일 빠른데, 그건 이 프로젝트가 막으려던 사고를 다시 여는 것이다.</w:t>
-      </w:r>
-    </w:p>
-    <w:p>
-      <w:r>
-        <w:rPr>
-          <w:b/>
-        </w:rPr>
-        <w:t>Q. 실제 비즈니스에 어떻게 도움이 되나</w:t>
-      </w:r>
-      <w:r>
-        <w:t xml:space="preserve"> (이전 기수 기출)</w:t>
-      </w:r>
-    </w:p>
-    <w:p>
-      <w:r>
-        <w:t xml:space="preserve">두 단으로 나눠 말한다. "구현으로 확인한 것은 요청 누락과 기한 변경 미반영이 구조적으로 줄어든다는 점입니다. 같은 업무의 후속 메일이 자동으로 연결되고, 애매하면 조용히 넘어가지 않고 확인 목록에 올라옵니다. 다만 </w:t>
-      </w:r>
-      <w:r>
-        <w:rPr>
-          <w:b/>
-        </w:rPr>
-        <w:t>시간을 몇 % 줄였는지는 아직 못 쟀습니다.</w:t>
-      </w:r>
-      <w:r>
-        <w:t xml:space="preserve"> 외부 Benchmark로 계산한 주 1.2~2.8시간이 문서에 있는데, 남의 통계에 제 가정을 곱한 값이지 이 도구로 잰 값이 아니라서 성과로 말하지 않습니다."</w:t>
-      </w:r>
-    </w:p>
-    <w:p>
-      <w:pPr>
-        <w:pStyle w:val="Heading2"/>
-      </w:pPr>
-      <w:r>
-        <w:t>축 3 — 성장 잠재력 및 커뮤니케이션</w:t>
-      </w:r>
-    </w:p>
-    <w:p>
-      <w:pPr>
-        <w:pStyle w:val="Heading3"/>
-      </w:pPr>
-      <w:r>
-        <w:t>3-1. 논리적 전달력</w:t>
-      </w:r>
-    </w:p>
-    <w:p>
-      <w:r>
-        <w:t xml:space="preserve">이건 답변이 아니라 </w:t>
-      </w:r>
-      <w:r>
-        <w:rPr>
-          <w:b/>
-        </w:rPr>
-        <w:t>발표 전에 점검할 항목</w:t>
-      </w:r>
-      <w:r>
-        <w:t>이다. 멘토 기준은 "발표 내용과 발표 자료의 내용이 일치하는지"다.</w:t>
-      </w:r>
-    </w:p>
-    <w:tbl>
-      <w:tblPr>
-        <w:tblStyle w:val="TableGrid"/>
-        <w:tblW w:type="auto" w:w="0"/>
-        <w:tblLook w:firstColumn="1" w:firstRow="1" w:lastColumn="0" w:lastRow="0" w:noHBand="0" w:noVBand="1" w:val="04A0"/>
-      </w:tblPr>
-      <w:tblGrid>
-        <w:gridCol w:w="4320"/>
-        <w:gridCol w:w="4320"/>
-      </w:tblGrid>
-      <w:tr>
-        <w:tc>
-          <w:tcPr>
-            <w:tcW w:type="dxa" w:w="4320"/>
-            <w:shd w:val="clear" w:fill="1D2939"/>
-          </w:tcPr>
-          <w:p>
-            <w:r>
-              <w:rPr>
-                <w:b/>
-                <w:color w:val="FFFFFF"/>
-                <w:sz w:val="17"/>
-              </w:rPr>
-            </w:r>
-            <w:r>
-              <w:rPr>
-                <w:b/>
-                <w:color w:val="FFFFFF"/>
-                <w:sz w:val="17"/>
-              </w:rPr>
-              <w:t>점검</w:t>
-            </w:r>
-          </w:p>
-        </w:tc>
-        <w:tc>
-          <w:tcPr>
-            <w:tcW w:type="dxa" w:w="4320"/>
-            <w:shd w:val="clear" w:fill="1D2939"/>
-          </w:tcPr>
-          <w:p>
-            <w:r>
-              <w:rPr>
-                <w:b/>
-                <w:color w:val="FFFFFF"/>
-                <w:sz w:val="17"/>
-              </w:rPr>
-            </w:r>
-            <w:r>
-              <w:rPr>
-                <w:b/>
-                <w:color w:val="FFFFFF"/>
-                <w:sz w:val="17"/>
-              </w:rPr>
-              <w:t>확인 방법</w:t>
-            </w:r>
-          </w:p>
-        </w:tc>
-      </w:tr>
-      <w:tr>
-        <w:tc>
-          <w:tcPr>
-            <w:tcW w:type="dxa" w:w="4320"/>
-            <w:shd w:val="clear" w:fill="FFFFFF"/>
-          </w:tcPr>
-          <w:p>
-            <w:r>
-              <w:rPr>
-                <w:sz w:val="17"/>
-              </w:rPr>
-            </w:r>
-            <w:r>
-              <w:rPr>
-                <w:sz w:val="17"/>
-              </w:rPr>
-              <w:t>발표에서 말한 수치가 슬라이드의 수치와 같은가</w:t>
-            </w:r>
-          </w:p>
-        </w:tc>
-        <w:tc>
-          <w:tcPr>
-            <w:tcW w:type="dxa" w:w="4320"/>
-            <w:shd w:val="clear" w:fill="FFFFFF"/>
-          </w:tcPr>
-          <w:p>
-            <w:r>
-              <w:rPr>
-                <w:sz w:val="17"/>
-              </w:rPr>
-            </w:r>
-            <w:r>
-              <w:rPr>
-                <w:sz w:val="17"/>
-              </w:rPr>
-              <w:t xml:space="preserve">슬라이드 2의 </w:t>
-            </w:r>
-            <w:r>
-              <w:rPr>
-                <w:rFonts w:ascii="Consolas" w:hAnsi="Consolas"/>
-                <w:b/>
-                <w:sz w:val="17"/>
-              </w:rPr>
-              <w:t>15/15</w:t>
-            </w:r>
-            <w:r>
-              <w:rPr>
-                <w:sz w:val="17"/>
-              </w:rPr>
-              <w:t xml:space="preserve">, </w:t>
-            </w:r>
-            <w:r>
-              <w:rPr>
-                <w:rFonts w:ascii="Consolas" w:hAnsi="Consolas"/>
-                <w:b/>
-                <w:sz w:val="17"/>
-              </w:rPr>
-              <w:t>28/28</w:t>
-            </w:r>
-            <w:r>
-              <w:rPr>
-                <w:sz w:val="17"/>
-              </w:rPr>
-              <w:t xml:space="preserve">, </w:t>
-            </w:r>
-            <w:r>
-              <w:rPr>
-                <w:rFonts w:ascii="Consolas" w:hAnsi="Consolas"/>
-                <w:b/>
-                <w:sz w:val="17"/>
-              </w:rPr>
-              <w:t>20/20</w:t>
-            </w:r>
-            <w:r>
-              <w:rPr>
-                <w:sz w:val="17"/>
-              </w:rPr>
-              <w:t xml:space="preserve">, </w:t>
-            </w:r>
-            <w:r>
-              <w:rPr>
-                <w:rFonts w:ascii="Consolas" w:hAnsi="Consolas"/>
-                <w:b/>
-                <w:sz w:val="17"/>
-              </w:rPr>
-              <w:t>8/15(53.3%)</w:t>
-            </w:r>
-            <w:r>
-              <w:rPr>
-                <w:sz w:val="17"/>
-              </w:rPr>
-              <w:t>를 그대로 말한다. 기억으로 다른 숫자를 말하지 않는다</w:t>
-            </w:r>
-          </w:p>
-        </w:tc>
-      </w:tr>
-      <w:tr>
-        <w:tc>
-          <w:tcPr>
-            <w:tcW w:type="dxa" w:w="4320"/>
-            <w:shd w:val="clear" w:fill="F7F8FA"/>
-          </w:tcPr>
-          <w:p>
-            <w:r>
-              <w:rPr>
-                <w:sz w:val="17"/>
-              </w:rPr>
-            </w:r>
-            <w:r>
-              <w:rPr>
-                <w:sz w:val="17"/>
-              </w:rPr>
-              <w:t>발표에서 쓴 용어가 슬라이드 용어와 같은가</w:t>
-            </w:r>
-          </w:p>
-        </w:tc>
-        <w:tc>
-          <w:tcPr>
-            <w:tcW w:type="dxa" w:w="4320"/>
-            <w:shd w:val="clear" w:fill="F7F8FA"/>
-          </w:tcPr>
-          <w:p>
-            <w:r>
-              <w:rPr>
-                <w:sz w:val="17"/>
-              </w:rPr>
-            </w:r>
-            <w:r>
-              <w:rPr>
-                <w:sz w:val="17"/>
-              </w:rPr>
-              <w:t xml:space="preserve">슬라이드는 </w:t>
-            </w:r>
-            <w:r>
-              <w:rPr>
-                <w:rFonts w:ascii="Consolas" w:hAnsi="Consolas"/>
-                <w:b/>
-                <w:sz w:val="17"/>
-              </w:rPr>
-              <w:t>Bounded Multi-Hypothesis Deliberation</w:t>
-            </w:r>
-            <w:r>
-              <w:rPr>
-                <w:sz w:val="17"/>
-              </w:rPr>
-              <w:t xml:space="preserve">, </w:t>
-            </w:r>
-            <w:r>
-              <w:rPr>
-                <w:rFonts w:ascii="Consolas" w:hAnsi="Consolas"/>
-                <w:b/>
-                <w:sz w:val="17"/>
-              </w:rPr>
-              <w:t>제한적 ReAct Self-Correction</w:t>
-            </w:r>
-            <w:r>
-              <w:rPr>
-                <w:sz w:val="17"/>
-              </w:rPr>
-              <w:t>이다. "ToT", "ReAct Agent"로 줄여 말하지 않는다</w:t>
-            </w:r>
-          </w:p>
-        </w:tc>
-      </w:tr>
-      <w:tr>
-        <w:tc>
-          <w:tcPr>
-            <w:tcW w:type="dxa" w:w="4320"/>
-            <w:shd w:val="clear" w:fill="FFFFFF"/>
-          </w:tcPr>
-          <w:p>
-            <w:r>
-              <w:rPr>
-                <w:sz w:val="17"/>
-              </w:rPr>
-            </w:r>
-            <w:r>
-              <w:rPr>
-                <w:sz w:val="17"/>
-              </w:rPr>
-              <w:t>10분을 넘지 않는가</w:t>
-            </w:r>
-          </w:p>
-        </w:tc>
-        <w:tc>
-          <w:tcPr>
-            <w:tcW w:type="dxa" w:w="4320"/>
-            <w:shd w:val="clear" w:fill="FFFFFF"/>
-          </w:tcPr>
-          <w:p>
-            <w:r>
-              <w:rPr>
-                <w:sz w:val="17"/>
-              </w:rPr>
-            </w:r>
-            <w:r>
-              <w:rPr>
-                <w:sz w:val="17"/>
-              </w:rPr>
-              <w:t xml:space="preserve">대사 실측 3,814자 · 분당 340~420자 기준 9.1~11.2분. </w:t>
-            </w:r>
-            <w:r>
-              <w:rPr>
-                <w:b/>
-                <w:sz w:val="17"/>
-              </w:rPr>
-              <w:t>한 번은 실제로 읽어 본다</w:t>
-            </w:r>
-          </w:p>
-        </w:tc>
-      </w:tr>
-      <w:tr>
-        <w:tc>
-          <w:tcPr>
-            <w:tcW w:type="dxa" w:w="4320"/>
-            <w:shd w:val="clear" w:fill="F7F8FA"/>
-          </w:tcPr>
-          <w:p>
-            <w:r>
-              <w:rPr>
-                <w:sz w:val="17"/>
-              </w:rPr>
-            </w:r>
-            <w:r>
-              <w:rPr>
-                <w:sz w:val="17"/>
-              </w:rPr>
-              <w:t>장별 시간 배분</w:t>
-            </w:r>
-          </w:p>
-        </w:tc>
-        <w:tc>
-          <w:tcPr>
-            <w:tcW w:type="dxa" w:w="4320"/>
-            <w:shd w:val="clear" w:fill="F7F8FA"/>
-          </w:tcPr>
-          <w:p>
-            <w:r>
-              <w:rPr>
-                <w:sz w:val="17"/>
-              </w:rPr>
-            </w:r>
-            <w:r>
-              <w:rPr>
-                <w:sz w:val="17"/>
-              </w:rPr>
-              <w:t>표지 30초 → 2장 3분 → 3장 3분 → 4장 3분. 3·4장이 핵심이라 여기서 아끼지 않는다</w:t>
-            </w:r>
-          </w:p>
-        </w:tc>
-      </w:tr>
-    </w:tbl>
-    <w:p/>
-    <w:p>
-      <w:pPr>
-        <w:pStyle w:val="Heading3"/>
-      </w:pPr>
-      <w:r>
-        <w:t>3-2. 질의응답 능력</w:t>
-      </w:r>
-    </w:p>
-    <w:p>
-      <w:r>
-        <w:rPr>
-          <w:b/>
-        </w:rPr>
-        <w:t>문항당 5분이 주어진다. 30초로 끊으면 4분 넘게 빈다.</w:t>
-      </w:r>
-      <w:r>
-        <w:t xml:space="preserve"> 짧게 답하고 끝내지 말고, 핵심을 먼저 박은 뒤 층을 쌓는다. </w:t>
-      </w:r>
-      <w:r>
-        <w:rPr>
-          <w:b/>
-        </w:rPr>
-        <w:t>목표는 2~3분</w:t>
-      </w:r>
-      <w:r>
-        <w:t>이고 5분을 다 쓰려고 늘리지는 않는다.</w:t>
+        <w:t>Q. 현재 결과의 한계와 추가 개선점은</w:t>
+      </w:r>
+      <w:r>
+        <w:t xml:space="preserve"> (멘토 기준 항목)</w:t>
       </w:r>
     </w:p>
     <w:tbl>
@@ -6663,7 +8862,7 @@
                 <w:color w:val="FFFFFF"/>
                 <w:sz w:val="17"/>
               </w:rPr>
-              <w:t>층</w:t>
+              <w:t>한계</w:t>
             </w:r>
           </w:p>
         </w:tc>
@@ -6686,7 +8885,7 @@
                 <w:color w:val="FFFFFF"/>
                 <w:sz w:val="17"/>
               </w:rPr>
-              <w:t>무엇</w:t>
+              <w:t>왜 생겼나</w:t>
             </w:r>
           </w:p>
         </w:tc>
@@ -6709,7 +8908,7 @@
                 <w:color w:val="FFFFFF"/>
                 <w:sz w:val="17"/>
               </w:rPr>
-              <w:t>길이</w:t>
+              <w:t>개선 방향</w:t>
             </w:r>
           </w:p>
         </w:tc>
@@ -6728,10 +8927,9 @@
             </w:r>
             <w:r>
               <w:rPr>
-                <w:b/>
-                <w:sz w:val="17"/>
-              </w:rPr>
-              <w:t>1층 — 핵심</w:t>
+                <w:sz w:val="17"/>
+              </w:rPr>
+              <w:t>검증이 합성 중심</w:t>
             </w:r>
           </w:p>
         </w:tc>
@@ -6750,7 +8948,7 @@
               <w:rPr>
                 <w:sz w:val="17"/>
               </w:rPr>
-              <w:t>결론 한 문장 → 근거 숫자 하나(분모 포함) → 한계 한 문장</w:t>
+              <w:t>자동 평가를 하려면 기대값을 미리 정의할 수 있어야 한다</w:t>
             </w:r>
           </w:p>
         </w:tc>
@@ -6769,7 +8967,7 @@
               <w:rPr>
                 <w:sz w:val="17"/>
               </w:rPr>
-              <w:t>30초</w:t>
+              <w:t>실패·사용자 수정 Case를 평가 Dataset에 편입</w:t>
             </w:r>
           </w:p>
         </w:tc>
@@ -6788,10 +8986,9 @@
             </w:r>
             <w:r>
               <w:rPr>
-                <w:b/>
-                <w:sz w:val="17"/>
-              </w:rPr>
-              <w:t>2층 — 왜</w:t>
+                <w:sz w:val="17"/>
+              </w:rPr>
+              <w:t>Gmail Live 규모가 작다</w:t>
             </w:r>
           </w:p>
         </w:tc>
@@ -6810,7 +9007,7 @@
               <w:rPr>
                 <w:sz w:val="17"/>
               </w:rPr>
-              <w:t>왜 그렇게 했는지, 다른 선택지는 무엇이었고 왜 탈락했는지</w:t>
+              <w:t>테스트 계정 20건 + 실제 Thread 5-message가 전부</w:t>
             </w:r>
           </w:p>
         </w:tc>
@@ -6829,7 +9026,7 @@
               <w:rPr>
                 <w:sz w:val="17"/>
               </w:rPr>
-              <w:t>1분</w:t>
+              <w:t>파일럿 운영으로 실제 메일함 다양성 확보</w:t>
             </w:r>
           </w:p>
         </w:tc>
@@ -6848,10 +9045,9 @@
             </w:r>
             <w:r>
               <w:rPr>
-                <w:b/>
-                <w:sz w:val="17"/>
-              </w:rPr>
-              <w:t>3층 — 사례</w:t>
+                <w:sz w:val="17"/>
+              </w:rPr>
+              <w:t>평가 점수가 0.5 근처에 몰린다</w:t>
             </w:r>
           </w:p>
         </w:tc>
@@ -6868,37 +9064,17 @@
             </w:r>
             <w:r>
               <w:rPr>
-                <w:sz w:val="17"/>
-              </w:rPr>
-              <w:t xml:space="preserve">구체적인 케이스 하나. </w:t>
-            </w:r>
-            <w:r>
-              <w:rPr>
                 <w:rFonts w:ascii="Consolas" w:hAnsi="Consolas"/>
                 <w:b/>
                 <w:sz w:val="17"/>
               </w:rPr>
-              <w:t>DLB-02</w:t>
-            </w:r>
-            <w:r>
-              <w:rPr>
-                <w:sz w:val="17"/>
-              </w:rPr>
-              <w:t xml:space="preserve">, </w:t>
-            </w:r>
-            <w:r>
-              <w:rPr>
-                <w:rFonts w:ascii="Consolas" w:hAnsi="Consolas"/>
-                <w:b/>
-                <w:sz w:val="17"/>
-              </w:rPr>
-              <w:t>DLB-04</w:t>
-            </w:r>
-            <w:r>
-              <w:rPr>
-                <w:sz w:val="17"/>
-              </w:rPr>
-              <w:t>, Gmail 구조화 오류 중 하나</w:t>
+              <w:t>gpt-4.1-mini</w:t>
+            </w:r>
+            <w:r>
+              <w:rPr>
+                <w:sz w:val="17"/>
+              </w:rPr>
+              <w:t>의 특성. 근거가 기운 Case도 0.55 대 0.45</w:t>
             </w:r>
           </w:p>
         </w:tc>
@@ -6917,7 +9093,7 @@
               <w:rPr>
                 <w:sz w:val="17"/>
               </w:rPr>
-              <w:t>1분</w:t>
+              <w:t>기준 0.15가 "확신 없으면 사람에게" 쪽으로 작동하게 뒀다. 점수를 벌리는 Prompt는 Injection 판단이 흔들려 되돌렸다</w:t>
             </w:r>
           </w:p>
         </w:tc>
@@ -6936,10 +9112,9 @@
             </w:r>
             <w:r>
               <w:rPr>
-                <w:b/>
-                <w:sz w:val="17"/>
-              </w:rPr>
-              <w:t>4층 — 그래서</w:t>
+                <w:sz w:val="17"/>
+              </w:rPr>
+              <w:t>시간 단축 KPI 미측정</w:t>
             </w:r>
           </w:p>
         </w:tc>
@@ -6958,7 +9133,7 @@
               <w:rPr>
                 <w:sz w:val="17"/>
               </w:rPr>
-              <w:t>남은 한계와 다음에 할 일</w:t>
+              <w:t>비교할 Baseline이 없다</w:t>
             </w:r>
           </w:p>
         </w:tc>
@@ -6977,7 +9152,125 @@
               <w:rPr>
                 <w:sz w:val="17"/>
               </w:rPr>
-              <w:t>30초</w:t>
+              <w:t>파일럿 3~5명 측정 설계(위)</w:t>
+            </w:r>
+          </w:p>
+        </w:tc>
+      </w:tr>
+      <w:tr>
+        <w:tc>
+          <w:tcPr>
+            <w:tcW w:type="dxa" w:w="2880"/>
+            <w:shd w:val="clear" w:fill="FFFFFF"/>
+          </w:tcPr>
+          <w:p>
+            <w:r>
+              <w:rPr>
+                <w:sz w:val="17"/>
+              </w:rPr>
+            </w:r>
+            <w:r>
+              <w:rPr>
+                <w:sz w:val="17"/>
+              </w:rPr>
+              <w:t>메일 1건의 복수 요청을 자동 분해하지 못한다</w:t>
+            </w:r>
+          </w:p>
+        </w:tc>
+        <w:tc>
+          <w:tcPr>
+            <w:tcW w:type="dxa" w:w="2880"/>
+            <w:shd w:val="clear" w:fill="FFFFFF"/>
+          </w:tcPr>
+          <w:p>
+            <w:r>
+              <w:rPr>
+                <w:sz w:val="17"/>
+              </w:rPr>
+            </w:r>
+            <w:r>
+              <w:rPr>
+                <w:sz w:val="17"/>
+              </w:rPr>
+              <w:t>범위에서 의도적으로 제외</w:t>
+            </w:r>
+          </w:p>
+        </w:tc>
+        <w:tc>
+          <w:tcPr>
+            <w:tcW w:type="dxa" w:w="2880"/>
+            <w:shd w:val="clear" w:fill="FFFFFF"/>
+          </w:tcPr>
+          <w:p>
+            <w:r>
+              <w:rPr>
+                <w:sz w:val="17"/>
+              </w:rPr>
+            </w:r>
+            <w:r>
+              <w:rPr>
+                <w:sz w:val="17"/>
+              </w:rPr>
+              <w:t>Post-MVP</w:t>
+            </w:r>
+          </w:p>
+        </w:tc>
+      </w:tr>
+      <w:tr>
+        <w:tc>
+          <w:tcPr>
+            <w:tcW w:type="dxa" w:w="2880"/>
+            <w:shd w:val="clear" w:fill="F7F8FA"/>
+          </w:tcPr>
+          <w:p>
+            <w:r>
+              <w:rPr>
+                <w:sz w:val="17"/>
+              </w:rPr>
+            </w:r>
+            <w:r>
+              <w:rPr>
+                <w:sz w:val="17"/>
+              </w:rPr>
+              <w:t>다중 사용자 동시 쓰기 불가</w:t>
+            </w:r>
+          </w:p>
+        </w:tc>
+        <w:tc>
+          <w:tcPr>
+            <w:tcW w:type="dxa" w:w="2880"/>
+            <w:shd w:val="clear" w:fill="F7F8FA"/>
+          </w:tcPr>
+          <w:p>
+            <w:r>
+              <w:rPr>
+                <w:sz w:val="17"/>
+              </w:rPr>
+            </w:r>
+            <w:r>
+              <w:rPr>
+                <w:sz w:val="17"/>
+              </w:rPr>
+              <w:t>SQLite 단일 파일 구조</w:t>
+            </w:r>
+          </w:p>
+        </w:tc>
+        <w:tc>
+          <w:tcPr>
+            <w:tcW w:type="dxa" w:w="2880"/>
+            <w:shd w:val="clear" w:fill="F7F8FA"/>
+          </w:tcPr>
+          <w:p>
+            <w:r>
+              <w:rPr>
+                <w:sz w:val="17"/>
+              </w:rPr>
+            </w:r>
+            <w:r>
+              <w:rPr>
+                <w:sz w:val="17"/>
+              </w:rPr>
+              <w:t>운영 DB로 교체</w:t>
             </w:r>
           </w:p>
         </w:tc>
@@ -6986,100 +9279,79 @@
     <w:p/>
     <w:p>
       <w:r>
-        <w:t>예시 — "Action 결정이 정확한가?"</w:t>
+        <w:rPr>
+          <w:b/>
+        </w:rPr>
+        <w:t>Q. 100%면 완벽한 건가</w:t>
+      </w:r>
+    </w:p>
+    <w:p>
+      <w:r>
+        <w:t>아니다. 정의된 15 Case에서 100%지 실제 메일함 전체 성능이 아니다.</w:t>
+      </w:r>
+    </w:p>
+    <w:p>
+      <w:r>
+        <w:rPr>
+          <w:b/>
+        </w:rPr>
+        <w:t>Q. 자동화율이 53.3%면 낮은 것 아닌가</w:t>
+      </w:r>
+    </w:p>
+    <w:p>
+      <w:r>
+        <w:t xml:space="preserve">15 Case 중 </w:t>
+      </w:r>
+      <w:r>
+        <w:rPr>
+          <w:b/>
+        </w:rPr>
+        <w:t>자동 반영 8/15(53.3%), 사용자 확인 7/15(46.7%)</w:t>
+      </w:r>
+      <w:r>
+        <w:t xml:space="preserve">다. 확인이 많은 건 성능이 낮아서가 아니라 완료·취소· 기한 단축을 신뢰도와 무관하게 </w:t>
+      </w:r>
+      <w:r>
+        <w:rPr>
+          <w:b/>
+        </w:rPr>
+        <w:t>항상</w:t>
+      </w:r>
+      <w:r>
+        <w:t xml:space="preserve"> 승인 대상으로 뒀기 때문이다. 자동화율을 올리려면 이 Gate를 푸는 게 제일 빠른데, 그건 이 프로젝트가 막으려던 사고를 다시 여는 것이다.</w:t>
+      </w:r>
+    </w:p>
+    <w:p>
+      <w:r>
+        <w:rPr>
+          <w:b/>
+        </w:rPr>
+        <w:t>Q. 실제 비즈니스에 어떻게 도움이 되나</w:t>
+      </w:r>
+      <w:r>
+        <w:t xml:space="preserve"> (이전 기수 기출)</w:t>
+      </w:r>
+    </w:p>
+    <w:p>
+      <w:r>
+        <w:t xml:space="preserve">두 단으로 나눠 말한다. "구현으로 확인한 것은 요청 누락과 기한 변경 미반영이 구조적으로 줄어든다는 점입니다. 같은 업무의 후속 메일이 자동으로 연결되고, 애매하면 조용히 넘어가지 않고 확인 목록에 올라옵니다. 다만 </w:t>
+      </w:r>
+      <w:r>
+        <w:rPr>
+          <w:b/>
+        </w:rPr>
+        <w:t>시간을 몇 % 줄였는지는 아직 못 쟀습니다.</w:t>
+      </w:r>
+      <w:r>
+        <w:t xml:space="preserve"> 외부 Benchmark로 계산한 주 1.2~2.8시간이 문서에 있는데, 남의 통계에 제 가정을 곱한 값이지 이 도구로 잰 값이 아니라서 성과로 말하지 않습니다."</w:t>
       </w:r>
     </w:p>
     <w:p>
       <w:pPr>
-        <w:pStyle w:val="IntenseQuote"/>
+        <w:pStyle w:val="Heading2"/>
       </w:pPr>
       <w:r>
-        <w:rPr>
-          <w:b/>
-        </w:rPr>
-        <w:t>1층</w:t>
-      </w:r>
-      <w:r>
-        <w:t xml:space="preserve"> "정의된 15 Case에서 Action 결정 지점 28개가 28/28 일치했습니다. 다만 합성 Case 기준이라 실제 메일함 전체 성능으로 일반화하지는 않습니다." </w:t>
-      </w:r>
-      <w:r>
-        <w:rPr>
-          <w:b/>
-        </w:rPr>
-        <w:t>2층</w:t>
-      </w:r>
-      <w:r>
-        <w:t xml:space="preserve"> "여기서 중요한 건 정확도 자체보다 </w:t>
-      </w:r>
-      <w:r>
-        <w:rPr>
-          <w:b/>
-        </w:rPr>
-        <w:t>틀렸을 때 어떻게 되느냐</w:t>
-      </w:r>
-      <w:r>
-        <w:t xml:space="preserve">였습니다. LLM이 Action을 고르지만 DB를 직접 바꾸지는 못하고, Python Guard가 후보 범위와 상태 전이를 검증합니다." </w:t>
-      </w:r>
-      <w:r>
-        <w:rPr>
-          <w:b/>
-        </w:rPr>
-        <w:t>3층</w:t>
-      </w:r>
-      <w:r>
-        <w:t xml:space="preserve"> "실제로 값을 한 적이 있습니다. 실제 Gmail 신규 요청을 모델이 INBOUND인데 WAITING으로 구조화한 적이 있는데, Guard가 ASK_USER로 막아서 DB 오변경은 0건이었습니다." </w:t>
-      </w:r>
-      <w:r>
-        <w:rPr>
-          <w:b/>
-        </w:rPr>
-        <w:t>4층</w:t>
-      </w:r>
-      <w:r>
-        <w:t xml:space="preserve"> "다만 지지도 점수 자체는 모델 자기보고라 검증된 확률이 아닙니다. 그래서 기준값을 '확신 없으면 사람에게' 쪽으로 뒀습니다."</w:t>
-      </w:r>
-    </w:p>
-    <w:p>
-      <w:r>
-        <w:rPr>
-          <w:b/>
-        </w:rPr>
-        <w:t>1층만 말하고 멈추지 않는다.</w:t>
-      </w:r>
-      <w:r>
-        <w:t xml:space="preserve"> AI가 "더 설명해 주세요"라고 되묻기 전에 2층으로 넘어간다.</w:t>
-      </w:r>
-    </w:p>
-    <w:p>
-      <w:r>
-        <w:rPr>
-          <w:b/>
-        </w:rPr>
-        <w:t>모를 때 쓰는 문장을 미리 정해 둔다.</w:t>
-      </w:r>
-    </w:p>
-    <w:p>
-      <w:pPr>
-        <w:pStyle w:val="IntenseQuote"/>
-      </w:pPr>
-      <w:r>
-        <w:t>"그건 측정하지 않았습니다. 대신 잰 것은 ○○이고, 재려면 △△가 필요합니다."</w:t>
-      </w:r>
-    </w:p>
-    <w:p>
-      <w:r>
-        <w:t>지어내면 다음 질문에서 반드시 무너진다. 길게 말할수록 검증 못 할 문장이 섞인다.</w:t>
-      </w:r>
-    </w:p>
-    <w:p>
-      <w:r>
-        <w:rPr>
-          <w:b/>
-        </w:rPr>
-        <w:t>질문이 전제부터 틀렸을 때</w:t>
-      </w:r>
-      <w:r>
-        <w:t>는 부드럽게 바로잡고 넘어간다. 예를 들어 "Vector DB는 어떤 걸 쓰셨나요"라면 → "Vector DB는 쓰지 않았습니다. 검색 대상이 외부 문서가 아니라 제 Task DB라서 SQLite 검색으로 했습니다."</w:t>
+        <w:t>축 3 — 성장 잠재력 및 커뮤니케이션</w:t>
       </w:r>
     </w:p>
     <w:p>
@@ -7087,23 +9359,409 @@
         <w:pStyle w:val="Heading3"/>
       </w:pPr>
       <w:r>
-        <w:t>3-3. 자기주도 학습 및 성장</w:t>
+        <w:t>3-1. 논리적 전달력</w:t>
       </w:r>
     </w:p>
     <w:p>
+      <w:r>
+        <w:t xml:space="preserve">이건 답변이 아니라 </w:t>
+      </w:r>
       <w:r>
         <w:rPr>
           <w:b/>
         </w:rPr>
-        <w:t>Q. 진행하면서 새롭게 배우거나 해결한 부분은</w:t>
-      </w:r>
-      <w:r>
-        <w:t xml:space="preserve"> (멘토 기준 항목)</w:t>
+        <w:t>발표 전에 점검할 항목</w:t>
+      </w:r>
+      <w:r>
+        <w:t>이다. 멘토 기준은 "발표 내용과 발표 자료의 내용이 일치하는지"다.</w:t>
+      </w:r>
+    </w:p>
+    <w:tbl>
+      <w:tblPr>
+        <w:tblStyle w:val="TableGrid"/>
+        <w:tblW w:type="auto" w:w="0"/>
+        <w:tblLook w:firstColumn="1" w:firstRow="1" w:lastColumn="0" w:lastRow="0" w:noHBand="0" w:noVBand="1" w:val="04A0"/>
+      </w:tblPr>
+      <w:tblGrid>
+        <w:gridCol w:w="4320"/>
+        <w:gridCol w:w="4320"/>
+      </w:tblGrid>
+      <w:tr>
+        <w:tc>
+          <w:tcPr>
+            <w:tcW w:type="dxa" w:w="4320"/>
+            <w:shd w:val="clear" w:fill="1D2939"/>
+          </w:tcPr>
+          <w:p>
+            <w:r>
+              <w:rPr>
+                <w:b/>
+                <w:color w:val="FFFFFF"/>
+                <w:sz w:val="17"/>
+              </w:rPr>
+            </w:r>
+            <w:r>
+              <w:rPr>
+                <w:b/>
+                <w:color w:val="FFFFFF"/>
+                <w:sz w:val="17"/>
+              </w:rPr>
+              <w:t>점검</w:t>
+            </w:r>
+          </w:p>
+        </w:tc>
+        <w:tc>
+          <w:tcPr>
+            <w:tcW w:type="dxa" w:w="4320"/>
+            <w:shd w:val="clear" w:fill="1D2939"/>
+          </w:tcPr>
+          <w:p>
+            <w:r>
+              <w:rPr>
+                <w:b/>
+                <w:color w:val="FFFFFF"/>
+                <w:sz w:val="17"/>
+              </w:rPr>
+            </w:r>
+            <w:r>
+              <w:rPr>
+                <w:b/>
+                <w:color w:val="FFFFFF"/>
+                <w:sz w:val="17"/>
+              </w:rPr>
+              <w:t>확인 방법</w:t>
+            </w:r>
+          </w:p>
+        </w:tc>
+      </w:tr>
+      <w:tr>
+        <w:tc>
+          <w:tcPr>
+            <w:tcW w:type="dxa" w:w="4320"/>
+            <w:shd w:val="clear" w:fill="FFFFFF"/>
+          </w:tcPr>
+          <w:p>
+            <w:r>
+              <w:rPr>
+                <w:sz w:val="17"/>
+              </w:rPr>
+            </w:r>
+            <w:r>
+              <w:rPr>
+                <w:sz w:val="17"/>
+              </w:rPr>
+              <w:t>발표에서 말한 수치가 슬라이드의 수치와 같은가</w:t>
+            </w:r>
+          </w:p>
+        </w:tc>
+        <w:tc>
+          <w:tcPr>
+            <w:tcW w:type="dxa" w:w="4320"/>
+            <w:shd w:val="clear" w:fill="FFFFFF"/>
+          </w:tcPr>
+          <w:p>
+            <w:r>
+              <w:rPr>
+                <w:sz w:val="17"/>
+              </w:rPr>
+            </w:r>
+            <w:r>
+              <w:rPr>
+                <w:sz w:val="17"/>
+              </w:rPr>
+              <w:t xml:space="preserve">슬라이드 2의 </w:t>
+            </w:r>
+            <w:r>
+              <w:rPr>
+                <w:rFonts w:ascii="Consolas" w:hAnsi="Consolas"/>
+                <w:b/>
+                <w:sz w:val="17"/>
+              </w:rPr>
+              <w:t>15/15</w:t>
+            </w:r>
+            <w:r>
+              <w:rPr>
+                <w:sz w:val="17"/>
+              </w:rPr>
+              <w:t xml:space="preserve">, </w:t>
+            </w:r>
+            <w:r>
+              <w:rPr>
+                <w:rFonts w:ascii="Consolas" w:hAnsi="Consolas"/>
+                <w:b/>
+                <w:sz w:val="17"/>
+              </w:rPr>
+              <w:t>28/28</w:t>
+            </w:r>
+            <w:r>
+              <w:rPr>
+                <w:sz w:val="17"/>
+              </w:rPr>
+              <w:t xml:space="preserve">, </w:t>
+            </w:r>
+            <w:r>
+              <w:rPr>
+                <w:rFonts w:ascii="Consolas" w:hAnsi="Consolas"/>
+                <w:b/>
+                <w:sz w:val="17"/>
+              </w:rPr>
+              <w:t>20/20</w:t>
+            </w:r>
+            <w:r>
+              <w:rPr>
+                <w:sz w:val="17"/>
+              </w:rPr>
+              <w:t xml:space="preserve">, </w:t>
+            </w:r>
+            <w:r>
+              <w:rPr>
+                <w:rFonts w:ascii="Consolas" w:hAnsi="Consolas"/>
+                <w:b/>
+                <w:sz w:val="17"/>
+              </w:rPr>
+              <w:t>8/15(53.3%)</w:t>
+            </w:r>
+            <w:r>
+              <w:rPr>
+                <w:sz w:val="17"/>
+              </w:rPr>
+              <w:t xml:space="preserve">, </w:t>
+            </w:r>
+            <w:r>
+              <w:rPr>
+                <w:rFonts w:ascii="Consolas" w:hAnsi="Consolas"/>
+                <w:b/>
+                <w:sz w:val="17"/>
+              </w:rPr>
+              <w:t>7/15(46.7%)</w:t>
+            </w:r>
+            <w:r>
+              <w:rPr>
+                <w:sz w:val="17"/>
+              </w:rPr>
+              <w:t>를 그대로 말한다. 기억으로 다른 숫자를 말하지 않는다</w:t>
+            </w:r>
+          </w:p>
+        </w:tc>
+      </w:tr>
+      <w:tr>
+        <w:tc>
+          <w:tcPr>
+            <w:tcW w:type="dxa" w:w="4320"/>
+            <w:shd w:val="clear" w:fill="F7F8FA"/>
+          </w:tcPr>
+          <w:p>
+            <w:r>
+              <w:rPr>
+                <w:sz w:val="17"/>
+              </w:rPr>
+            </w:r>
+            <w:r>
+              <w:rPr>
+                <w:sz w:val="17"/>
+              </w:rPr>
+              <w:t>발표에서 쓴 용어가 슬라이드 용어와 같은가</w:t>
+            </w:r>
+          </w:p>
+        </w:tc>
+        <w:tc>
+          <w:tcPr>
+            <w:tcW w:type="dxa" w:w="4320"/>
+            <w:shd w:val="clear" w:fill="F7F8FA"/>
+          </w:tcPr>
+          <w:p>
+            <w:r>
+              <w:rPr>
+                <w:sz w:val="17"/>
+              </w:rPr>
+            </w:r>
+            <w:r>
+              <w:rPr>
+                <w:sz w:val="17"/>
+              </w:rPr>
+              <w:t xml:space="preserve">슬라이드는 </w:t>
+            </w:r>
+            <w:r>
+              <w:rPr>
+                <w:rFonts w:ascii="Consolas" w:hAnsi="Consolas"/>
+                <w:b/>
+                <w:sz w:val="17"/>
+              </w:rPr>
+              <w:t>Bounded Multi-Hypothesis Deliberation</w:t>
+            </w:r>
+            <w:r>
+              <w:rPr>
+                <w:sz w:val="17"/>
+              </w:rPr>
+              <w:t xml:space="preserve">, </w:t>
+            </w:r>
+            <w:r>
+              <w:rPr>
+                <w:rFonts w:ascii="Consolas" w:hAnsi="Consolas"/>
+                <w:b/>
+                <w:sz w:val="17"/>
+              </w:rPr>
+              <w:t>제한적 ReAct Self-Correction</w:t>
+            </w:r>
+            <w:r>
+              <w:rPr>
+                <w:sz w:val="17"/>
+              </w:rPr>
+              <w:t>이다. "ToT", "ReAct Agent"로 줄여 말하지 않는다</w:t>
+            </w:r>
+          </w:p>
+        </w:tc>
+      </w:tr>
+      <w:tr>
+        <w:tc>
+          <w:tcPr>
+            <w:tcW w:type="dxa" w:w="4320"/>
+            <w:shd w:val="clear" w:fill="FFFFFF"/>
+          </w:tcPr>
+          <w:p>
+            <w:r>
+              <w:rPr>
+                <w:sz w:val="17"/>
+              </w:rPr>
+            </w:r>
+            <w:r>
+              <w:rPr>
+                <w:b/>
+                <w:sz w:val="17"/>
+              </w:rPr>
+              <w:t>15분</w:t>
+            </w:r>
+            <w:r>
+              <w:rPr>
+                <w:sz w:val="17"/>
+              </w:rPr>
+              <w:t>을 넘지 않는가</w:t>
+            </w:r>
+          </w:p>
+        </w:tc>
+        <w:tc>
+          <w:tcPr>
+            <w:tcW w:type="dxa" w:w="4320"/>
+            <w:shd w:val="clear" w:fill="FFFFFF"/>
+          </w:tcPr>
+          <w:p>
+            <w:r>
+              <w:rPr>
+                <w:sz w:val="17"/>
+              </w:rPr>
+            </w:r>
+            <w:r>
+              <w:rPr>
+                <w:rFonts w:ascii="Consolas" w:hAnsi="Consolas"/>
+                <w:b/>
+                <w:sz w:val="17"/>
+              </w:rPr>
+              <w:t>06_발표_15분_대본</w:t>
+            </w:r>
+            <w:r>
+              <w:rPr>
+                <w:sz w:val="17"/>
+              </w:rPr>
+              <w:t xml:space="preserve"> 실측 4,862자 · 11.6~14.3분. </w:t>
+            </w:r>
+            <w:r>
+              <w:rPr>
+                <w:b/>
+                <w:sz w:val="17"/>
+              </w:rPr>
+              <w:t>한 번은 실제로 읽어 본다.</w:t>
+            </w:r>
+            <w:r>
+              <w:rPr>
+                <w:sz w:val="17"/>
+              </w:rPr>
+              <w:t xml:space="preserve"> 표지의 </w:t>
+            </w:r>
+            <w:r>
+              <w:rPr>
+                <w:rFonts w:ascii="Consolas" w:hAnsi="Consolas"/>
+                <w:b/>
+                <w:sz w:val="17"/>
+              </w:rPr>
+              <w:t>발표 10분 이내</w:t>
+            </w:r>
+            <w:r>
+              <w:rPr>
+                <w:sz w:val="17"/>
+              </w:rPr>
+              <w:t>는 3기 가이드 표기다</w:t>
+            </w:r>
+          </w:p>
+        </w:tc>
+      </w:tr>
+      <w:tr>
+        <w:tc>
+          <w:tcPr>
+            <w:tcW w:type="dxa" w:w="4320"/>
+            <w:shd w:val="clear" w:fill="F7F8FA"/>
+          </w:tcPr>
+          <w:p>
+            <w:r>
+              <w:rPr>
+                <w:sz w:val="17"/>
+              </w:rPr>
+            </w:r>
+            <w:r>
+              <w:rPr>
+                <w:sz w:val="17"/>
+              </w:rPr>
+              <w:t>장별 시간 배분</w:t>
+            </w:r>
+          </w:p>
+        </w:tc>
+        <w:tc>
+          <w:tcPr>
+            <w:tcW w:type="dxa" w:w="4320"/>
+            <w:shd w:val="clear" w:fill="F7F8FA"/>
+          </w:tcPr>
+          <w:p>
+            <w:r>
+              <w:rPr>
+                <w:sz w:val="17"/>
+              </w:rPr>
+            </w:r>
+            <w:r>
+              <w:rPr>
+                <w:sz w:val="17"/>
+              </w:rPr>
+              <w:t>표지 30초 → 2장 3분 → 3장 3분 → 4장 3분. 3·4장이 핵심이라 여기서 아끼지 않는다</w:t>
+            </w:r>
+          </w:p>
+        </w:tc>
+      </w:tr>
+    </w:tbl>
+    <w:p/>
+    <w:p>
+      <w:pPr>
+        <w:pStyle w:val="Heading3"/>
+      </w:pPr>
+      <w:r>
+        <w:t>3-2. 질의응답 능력</w:t>
       </w:r>
     </w:p>
     <w:p>
       <w:r>
-        <w:t>시행착오 다섯 개를 준비해 두면 어떤 각도로 물어도 하나는 맞는다.</w:t>
+        <w:rPr>
+          <w:b/>
+        </w:rPr>
+        <w:t>문항당 5분이 주어진다. 30초로 끊으면 4분 넘게 빈다.</w:t>
+      </w:r>
+      <w:r>
+        <w:t xml:space="preserve"> 짧게 답하고 끝내지 말고, 핵심을 먼저 박은 뒤 층을 쌓는다. </w:t>
+      </w:r>
+      <w:r>
+        <w:rPr>
+          <w:b/>
+        </w:rPr>
+        <w:t>목표는 2~3분</w:t>
+      </w:r>
+      <w:r>
+        <w:t>이고 5분을 다 쓰려고 늘리지는 않는다.</w:t>
       </w:r>
     </w:p>
     <w:tbl>
@@ -7137,7 +9795,7 @@
                 <w:color w:val="FFFFFF"/>
                 <w:sz w:val="17"/>
               </w:rPr>
-              <w:t>무슨 일이 있었나</w:t>
+              <w:t>층</w:t>
             </w:r>
           </w:p>
         </w:tc>
@@ -7160,7 +9818,7 @@
                 <w:color w:val="FFFFFF"/>
                 <w:sz w:val="17"/>
               </w:rPr>
-              <w:t>어떻게 해결했나</w:t>
+              <w:t>무엇</w:t>
             </w:r>
           </w:p>
         </w:tc>
@@ -7183,7 +9841,7 @@
                 <w:color w:val="FFFFFF"/>
                 <w:sz w:val="17"/>
               </w:rPr>
-              <w:t>무엇을 배웠나</w:t>
+              <w:t>길이</w:t>
             </w:r>
           </w:p>
         </w:tc>
@@ -7202,17 +9860,163 @@
             </w:r>
             <w:r>
               <w:rPr>
+                <w:b/>
+                <w:sz w:val="17"/>
+              </w:rPr>
+              <w:t>1층 — 핵심</w:t>
+            </w:r>
+          </w:p>
+        </w:tc>
+        <w:tc>
+          <w:tcPr>
+            <w:tcW w:type="dxa" w:w="2880"/>
+            <w:shd w:val="clear" w:fill="FFFFFF"/>
+          </w:tcPr>
+          <w:p>
+            <w:r>
+              <w:rPr>
+                <w:sz w:val="17"/>
+              </w:rPr>
+            </w:r>
+            <w:r>
+              <w:rPr>
+                <w:sz w:val="17"/>
+              </w:rPr>
+              <w:t>결론 한 문장 → 근거 숫자 하나(분모 포함) → 한계 한 문장</w:t>
+            </w:r>
+          </w:p>
+        </w:tc>
+        <w:tc>
+          <w:tcPr>
+            <w:tcW w:type="dxa" w:w="2880"/>
+            <w:shd w:val="clear" w:fill="FFFFFF"/>
+          </w:tcPr>
+          <w:p>
+            <w:r>
+              <w:rPr>
+                <w:sz w:val="17"/>
+              </w:rPr>
+            </w:r>
+            <w:r>
+              <w:rPr>
+                <w:sz w:val="17"/>
+              </w:rPr>
+              <w:t>30초</w:t>
+            </w:r>
+          </w:p>
+        </w:tc>
+      </w:tr>
+      <w:tr>
+        <w:tc>
+          <w:tcPr>
+            <w:tcW w:type="dxa" w:w="2880"/>
+            <w:shd w:val="clear" w:fill="F7F8FA"/>
+          </w:tcPr>
+          <w:p>
+            <w:r>
+              <w:rPr>
+                <w:sz w:val="17"/>
+              </w:rPr>
+            </w:r>
+            <w:r>
+              <w:rPr>
+                <w:b/>
+                <w:sz w:val="17"/>
+              </w:rPr>
+              <w:t>2층 — 왜</w:t>
+            </w:r>
+          </w:p>
+        </w:tc>
+        <w:tc>
+          <w:tcPr>
+            <w:tcW w:type="dxa" w:w="2880"/>
+            <w:shd w:val="clear" w:fill="F7F8FA"/>
+          </w:tcPr>
+          <w:p>
+            <w:r>
+              <w:rPr>
+                <w:sz w:val="17"/>
+              </w:rPr>
+            </w:r>
+            <w:r>
+              <w:rPr>
+                <w:sz w:val="17"/>
+              </w:rPr>
+              <w:t>왜 그렇게 했는지, 다른 선택지는 무엇이었고 왜 탈락했는지</w:t>
+            </w:r>
+          </w:p>
+        </w:tc>
+        <w:tc>
+          <w:tcPr>
+            <w:tcW w:type="dxa" w:w="2880"/>
+            <w:shd w:val="clear" w:fill="F7F8FA"/>
+          </w:tcPr>
+          <w:p>
+            <w:r>
+              <w:rPr>
+                <w:sz w:val="17"/>
+              </w:rPr>
+            </w:r>
+            <w:r>
+              <w:rPr>
+                <w:sz w:val="17"/>
+              </w:rPr>
+              <w:t>1분</w:t>
+            </w:r>
+          </w:p>
+        </w:tc>
+      </w:tr>
+      <w:tr>
+        <w:tc>
+          <w:tcPr>
+            <w:tcW w:type="dxa" w:w="2880"/>
+            <w:shd w:val="clear" w:fill="FFFFFF"/>
+          </w:tcPr>
+          <w:p>
+            <w:r>
+              <w:rPr>
+                <w:sz w:val="17"/>
+              </w:rPr>
+            </w:r>
+            <w:r>
+              <w:rPr>
+                <w:b/>
+                <w:sz w:val="17"/>
+              </w:rPr>
+              <w:t>3층 — 사례</w:t>
+            </w:r>
+          </w:p>
+        </w:tc>
+        <w:tc>
+          <w:tcPr>
+            <w:tcW w:type="dxa" w:w="2880"/>
+            <w:shd w:val="clear" w:fill="FFFFFF"/>
+          </w:tcPr>
+          <w:p>
+            <w:r>
+              <w:rPr>
+                <w:sz w:val="17"/>
+              </w:rPr>
+            </w:r>
+            <w:r>
+              <w:rPr>
+                <w:sz w:val="17"/>
+              </w:rPr>
+              <w:t xml:space="preserve">구체적인 케이스 하나. </w:t>
+            </w:r>
+            <w:r>
+              <w:rPr>
                 <w:rFonts w:ascii="Consolas" w:hAnsi="Consolas"/>
                 <w:b/>
                 <w:sz w:val="17"/>
               </w:rPr>
-              <w:t>DLB-04</w:t>
-            </w:r>
-            <w:r>
-              <w:rPr>
-                <w:sz w:val="17"/>
-              </w:rPr>
-              <w:t xml:space="preserve">가 오래 실패. 정상 회신과 주입된 명령이 섞인 메일을 통째로 </w:t>
+              <w:t>DLB-02</w:t>
+            </w:r>
+            <w:r>
+              <w:rPr>
+                <w:sz w:val="17"/>
+              </w:rPr>
+              <w:t xml:space="preserve">, </w:t>
             </w:r>
             <w:r>
               <w:rPr>
@@ -7220,7 +10024,13 @@
                 <w:b/>
                 <w:sz w:val="17"/>
               </w:rPr>
-              <w:t>IGNORE</w:t>
+              <w:t>DLB-04</w:t>
+            </w:r>
+            <w:r>
+              <w:rPr>
+                <w:sz w:val="17"/>
+              </w:rPr>
+              <w:t>, Gmail 구조화 오류 중 하나</w:t>
             </w:r>
           </w:p>
         </w:tc>
@@ -7239,23 +10049,278 @@
               <w:rPr>
                 <w:sz w:val="17"/>
               </w:rPr>
-              <w:t xml:space="preserve">기대값이 아니라 </w:t>
+              <w:t>1분</w:t>
+            </w:r>
+          </w:p>
+        </w:tc>
+      </w:tr>
+      <w:tr>
+        <w:tc>
+          <w:tcPr>
+            <w:tcW w:type="dxa" w:w="2880"/>
+            <w:shd w:val="clear" w:fill="F7F8FA"/>
+          </w:tcPr>
+          <w:p>
+            <w:r>
+              <w:rPr>
+                <w:sz w:val="17"/>
+              </w:rPr>
             </w:r>
             <w:r>
               <w:rPr>
                 <w:b/>
                 <w:sz w:val="17"/>
               </w:rPr>
-              <w:t>코드를 고쳤다.</w:t>
-            </w:r>
-            <w:r>
-              <w:rPr>
-                <w:sz w:val="17"/>
-              </w:rPr>
-              <w:t xml:space="preserve"> M-01 프롬프트가 Injection을 공지·광고와 같은 줄에 둬서 메일 전체를 버리고 있었다. 명령만 무시하고 본문은 분석하도록 분리</w:t>
-            </w:r>
-          </w:p>
-        </w:tc>
+              <w:t>4층 — 그래서</w:t>
+            </w:r>
+          </w:p>
+        </w:tc>
+        <w:tc>
+          <w:tcPr>
+            <w:tcW w:type="dxa" w:w="2880"/>
+            <w:shd w:val="clear" w:fill="F7F8FA"/>
+          </w:tcPr>
+          <w:p>
+            <w:r>
+              <w:rPr>
+                <w:sz w:val="17"/>
+              </w:rPr>
+            </w:r>
+            <w:r>
+              <w:rPr>
+                <w:sz w:val="17"/>
+              </w:rPr>
+              <w:t>남은 한계와 다음에 할 일</w:t>
+            </w:r>
+          </w:p>
+        </w:tc>
+        <w:tc>
+          <w:tcPr>
+            <w:tcW w:type="dxa" w:w="2880"/>
+            <w:shd w:val="clear" w:fill="F7F8FA"/>
+          </w:tcPr>
+          <w:p>
+            <w:r>
+              <w:rPr>
+                <w:sz w:val="17"/>
+              </w:rPr>
+            </w:r>
+            <w:r>
+              <w:rPr>
+                <w:sz w:val="17"/>
+              </w:rPr>
+              <w:t>30초</w:t>
+            </w:r>
+          </w:p>
+        </w:tc>
+      </w:tr>
+    </w:tbl>
+    <w:p/>
+    <w:p>
+      <w:r>
+        <w:t>예시 — "Action 결정이 정확한가?"</w:t>
+      </w:r>
+    </w:p>
+    <w:p>
+      <w:pPr>
+        <w:pStyle w:val="IntenseQuote"/>
+      </w:pPr>
+      <w:r>
+        <w:rPr>
+          <w:b/>
+        </w:rPr>
+        <w:t>1층</w:t>
+      </w:r>
+      <w:r>
+        <w:t xml:space="preserve"> "정의된 15 Case에서 Action 결정 지점 28개가 28/28 일치했습니다. 다만 합성 Case 기준이라 실제 메일함 전체 성능으로 일반화하지는 않습니다." </w:t>
+      </w:r>
+      <w:r>
+        <w:rPr>
+          <w:b/>
+        </w:rPr>
+        <w:t>2층</w:t>
+      </w:r>
+      <w:r>
+        <w:t xml:space="preserve"> "여기서 중요한 건 정확도 자체보다 </w:t>
+      </w:r>
+      <w:r>
+        <w:rPr>
+          <w:b/>
+        </w:rPr>
+        <w:t>틀렸을 때 어떻게 되느냐</w:t>
+      </w:r>
+      <w:r>
+        <w:t xml:space="preserve">였습니다. LLM이 Action을 고르지만 DB를 직접 바꾸지는 못하고, Python Guard가 후보 범위와 상태 전이를 검증합니다." </w:t>
+      </w:r>
+      <w:r>
+        <w:rPr>
+          <w:b/>
+        </w:rPr>
+        <w:t>3층</w:t>
+      </w:r>
+      <w:r>
+        <w:t xml:space="preserve"> "실제로 값을 한 적이 있습니다. 실제 Gmail 신규 요청을 모델이 INBOUND인데 WAITING으로 구조화한 적이 있는데, Guard가 ASK_USER로 막아서 DB 오변경은 0건이었습니다." </w:t>
+      </w:r>
+      <w:r>
+        <w:rPr>
+          <w:b/>
+        </w:rPr>
+        <w:t>4층</w:t>
+      </w:r>
+      <w:r>
+        <w:t xml:space="preserve"> "다만 지지도 점수 자체는 모델 자기보고라 검증된 확률이 아닙니다. 그래서 기준값을 '확신 없으면 사람에게' 쪽으로 뒀습니다."</w:t>
+      </w:r>
+    </w:p>
+    <w:p>
+      <w:r>
+        <w:rPr>
+          <w:b/>
+        </w:rPr>
+        <w:t>1층만 말하고 멈추지 않는다.</w:t>
+      </w:r>
+      <w:r>
+        <w:t xml:space="preserve"> AI가 "더 설명해 주세요"라고 되묻기 전에 2층으로 넘어간다.</w:t>
+      </w:r>
+    </w:p>
+    <w:p>
+      <w:r>
+        <w:rPr>
+          <w:b/>
+        </w:rPr>
+        <w:t>모를 때 쓰는 문장을 미리 정해 둔다.</w:t>
+      </w:r>
+    </w:p>
+    <w:p>
+      <w:pPr>
+        <w:pStyle w:val="IntenseQuote"/>
+      </w:pPr>
+      <w:r>
+        <w:t>"그건 측정하지 않았습니다. 대신 잰 것은 ○○이고, 재려면 △△가 필요합니다."</w:t>
+      </w:r>
+    </w:p>
+    <w:p>
+      <w:r>
+        <w:t>지어내면 다음 질문에서 반드시 무너진다. 길게 말할수록 검증 못 할 문장이 섞인다.</w:t>
+      </w:r>
+    </w:p>
+    <w:p>
+      <w:r>
+        <w:rPr>
+          <w:b/>
+        </w:rPr>
+        <w:t>질문이 전제부터 틀렸을 때</w:t>
+      </w:r>
+      <w:r>
+        <w:t>는 부드럽게 바로잡고 넘어간다. 예를 들어 "Vector DB는 어떤 걸 쓰셨나요"라면 → "Vector DB는 쓰지 않았습니다. 검색 대상이 외부 문서가 아니라 제 Task DB라서 SQLite 검색으로 했습니다."</w:t>
+      </w:r>
+    </w:p>
+    <w:p>
+      <w:pPr>
+        <w:pStyle w:val="Heading3"/>
+      </w:pPr>
+      <w:r>
+        <w:t>3-3. 자기주도 학습 및 성장</w:t>
+      </w:r>
+    </w:p>
+    <w:p>
+      <w:r>
+        <w:rPr>
+          <w:b/>
+        </w:rPr>
+        <w:t>Q. 진행하면서 새롭게 배우거나 해결한 부분은</w:t>
+      </w:r>
+      <w:r>
+        <w:t xml:space="preserve"> (멘토 기준 항목)</w:t>
+      </w:r>
+    </w:p>
+    <w:p>
+      <w:r>
+        <w:t>시행착오 다섯 개를 준비해 두면 어떤 각도로 물어도 하나는 맞는다.</w:t>
+      </w:r>
+    </w:p>
+    <w:tbl>
+      <w:tblPr>
+        <w:tblStyle w:val="TableGrid"/>
+        <w:tblW w:type="auto" w:w="0"/>
+        <w:tblLook w:firstColumn="1" w:firstRow="1" w:lastColumn="0" w:lastRow="0" w:noHBand="0" w:noVBand="1" w:val="04A0"/>
+      </w:tblPr>
+      <w:tblGrid>
+        <w:gridCol w:w="2880"/>
+        <w:gridCol w:w="2880"/>
+        <w:gridCol w:w="2880"/>
+      </w:tblGrid>
+      <w:tr>
+        <w:tc>
+          <w:tcPr>
+            <w:tcW w:type="dxa" w:w="2880"/>
+            <w:shd w:val="clear" w:fill="1D2939"/>
+          </w:tcPr>
+          <w:p>
+            <w:r>
+              <w:rPr>
+                <w:b/>
+                <w:color w:val="FFFFFF"/>
+                <w:sz w:val="17"/>
+              </w:rPr>
+            </w:r>
+            <w:r>
+              <w:rPr>
+                <w:b/>
+                <w:color w:val="FFFFFF"/>
+                <w:sz w:val="17"/>
+              </w:rPr>
+              <w:t>무슨 일이 있었나</w:t>
+            </w:r>
+          </w:p>
+        </w:tc>
+        <w:tc>
+          <w:tcPr>
+            <w:tcW w:type="dxa" w:w="2880"/>
+            <w:shd w:val="clear" w:fill="1D2939"/>
+          </w:tcPr>
+          <w:p>
+            <w:r>
+              <w:rPr>
+                <w:b/>
+                <w:color w:val="FFFFFF"/>
+                <w:sz w:val="17"/>
+              </w:rPr>
+            </w:r>
+            <w:r>
+              <w:rPr>
+                <w:b/>
+                <w:color w:val="FFFFFF"/>
+                <w:sz w:val="17"/>
+              </w:rPr>
+              <w:t>어떻게 해결했나</w:t>
+            </w:r>
+          </w:p>
+        </w:tc>
+        <w:tc>
+          <w:tcPr>
+            <w:tcW w:type="dxa" w:w="2880"/>
+            <w:shd w:val="clear" w:fill="1D2939"/>
+          </w:tcPr>
+          <w:p>
+            <w:r>
+              <w:rPr>
+                <w:b/>
+                <w:color w:val="FFFFFF"/>
+                <w:sz w:val="17"/>
+              </w:rPr>
+            </w:r>
+            <w:r>
+              <w:rPr>
+                <w:b/>
+                <w:color w:val="FFFFFF"/>
+                <w:sz w:val="17"/>
+              </w:rPr>
+              <w:t>무엇을 배웠나</w:t>
+            </w:r>
+          </w:p>
+        </w:tc>
+      </w:tr>
+      <w:tr>
         <w:tc>
           <w:tcPr>
             <w:tcW w:type="dxa" w:w="2880"/>
@@ -7269,6 +10334,73 @@
             </w:r>
             <w:r>
               <w:rPr>
+                <w:rFonts w:ascii="Consolas" w:hAnsi="Consolas"/>
+                <w:b/>
+                <w:sz w:val="17"/>
+              </w:rPr>
+              <w:t>DLB-04</w:t>
+            </w:r>
+            <w:r>
+              <w:rPr>
+                <w:sz w:val="17"/>
+              </w:rPr>
+              <w:t xml:space="preserve">가 오래 실패. 정상 회신과 주입된 명령이 섞인 메일을 통째로 </w:t>
+            </w:r>
+            <w:r>
+              <w:rPr>
+                <w:rFonts w:ascii="Consolas" w:hAnsi="Consolas"/>
+                <w:b/>
+                <w:sz w:val="17"/>
+              </w:rPr>
+              <w:t>IGNORE</w:t>
+            </w:r>
+          </w:p>
+        </w:tc>
+        <w:tc>
+          <w:tcPr>
+            <w:tcW w:type="dxa" w:w="2880"/>
+            <w:shd w:val="clear" w:fill="FFFFFF"/>
+          </w:tcPr>
+          <w:p>
+            <w:r>
+              <w:rPr>
+                <w:sz w:val="17"/>
+              </w:rPr>
+            </w:r>
+            <w:r>
+              <w:rPr>
+                <w:sz w:val="17"/>
+              </w:rPr>
+              <w:t xml:space="preserve">기대값이 아니라 </w:t>
+            </w:r>
+            <w:r>
+              <w:rPr>
+                <w:b/>
+                <w:sz w:val="17"/>
+              </w:rPr>
+              <w:t>코드를 고쳤다.</w:t>
+            </w:r>
+            <w:r>
+              <w:rPr>
+                <w:sz w:val="17"/>
+              </w:rPr>
+              <w:t xml:space="preserve"> M-01 프롬프트가 Injection을 공지·광고와 같은 줄에 둬서 메일 전체를 버리고 있었다. 명령만 무시하고 본문은 분석하도록 분리</w:t>
+            </w:r>
+          </w:p>
+        </w:tc>
+        <w:tc>
+          <w:tcPr>
+            <w:tcW w:type="dxa" w:w="2880"/>
+            <w:shd w:val="clear" w:fill="FFFFFF"/>
+          </w:tcPr>
+          <w:p>
+            <w:r>
+              <w:rPr>
+                <w:sz w:val="17"/>
+              </w:rPr>
+            </w:r>
+            <w:r>
+              <w:rPr>
                 <w:sz w:val="17"/>
               </w:rPr>
               <w:t>테스트가 실패할 때 기대값을 고치고 싶어지는데, 원인을 찾으면 대개 코드 쪽이었다</w:t>
@@ -7292,7 +10424,7 @@
               <w:rPr>
                 <w:sz w:val="17"/>
               </w:rPr>
-              <w:t>"Mock에서도 숙고 효과가 재현된다"고 적었다</w:t>
+              <w:t>숙고 ON에서 실제 Gmail 35건 재생 시 생성 Task가 10개에서 9개로 줄었다</w:t>
             </w:r>
           </w:p>
         </w:tc>
@@ -7311,20 +10443,34 @@
               <w:rPr>
                 <w:sz w:val="17"/>
               </w:rPr>
-              <w:t xml:space="preserve">그 MOCK 실행이 실제로 격리되지 않아 회사 LLM을 호출하고 있었다. 격리를 강제한 뒤 </w:t>
-            </w:r>
-            <w:r>
-              <w:rPr>
+              <w:t xml:space="preserve">모델이 </w:t>
+            </w:r>
+            <w:r>
+              <w:rPr>
+                <w:rFonts w:ascii="Consolas" w:hAnsi="Consolas"/>
                 <w:b/>
                 <w:sz w:val="17"/>
               </w:rPr>
-              <w:t>주장을 철회</w:t>
-            </w:r>
-            <w:r>
-              <w:rPr>
-                <w:sz w:val="17"/>
-              </w:rPr>
-              <w:t>했다</w:t>
+              <w:t>risk</w:t>
+            </w:r>
+            <w:r>
+              <w:rPr>
+                <w:sz w:val="17"/>
+              </w:rPr>
+              <w:t xml:space="preserve">를 배열로 반환했는데 </w:t>
+            </w:r>
+            <w:r>
+              <w:rPr>
+                <w:b/>
+                <w:sz w:val="17"/>
+              </w:rPr>
+              <w:t>검증이 재시도 루프 밖에</w:t>
+            </w:r>
+            <w:r>
+              <w:rPr>
+                <w:sz w:val="17"/>
+              </w:rPr>
+              <w:t xml:space="preserve"> 있어 재시도가 안 됐다. 검증을 루프 안으로 옮기고 직전 오류를 교정 메시지에 실었다</w:t>
             </w:r>
           </w:p>
         </w:tc>
@@ -7343,7 +10489,20 @@
               <w:rPr>
                 <w:sz w:val="17"/>
               </w:rPr>
-              <w:t>검증 환경이 내가 생각한 그 환경인지부터 확인해야 한다</w:t>
+              <w:t xml:space="preserve">재시도 로직은 </w:t>
+            </w:r>
+            <w:r>
+              <w:rPr>
+                <w:b/>
+                <w:sz w:val="17"/>
+              </w:rPr>
+              <w:t>어디에 두느냐</w:t>
+            </w:r>
+            <w:r>
+              <w:rPr>
+                <w:sz w:val="17"/>
+              </w:rPr>
+              <w:t>가 있느냐만큼 중요하다. 그리고 합성 테스트가 못 잡는 걸 실제 데이터 재생이 잡았다</w:t>
             </w:r>
           </w:p>
         </w:tc>
@@ -7364,7 +10523,7 @@
               <w:rPr>
                 <w:sz w:val="17"/>
               </w:rPr>
-              <w:t>평가 점수가 0.5 근처에 몰려 변별이 약했다</w:t>
+              <w:t>"Mock에서도 숙고 효과가 재현된다"고 적었다</w:t>
             </w:r>
           </w:p>
         </w:tc>
@@ -7383,14 +10542,20 @@
               <w:rPr>
                 <w:sz w:val="17"/>
               </w:rPr>
-              <w:t xml:space="preserve">점수를 더 벌리라는 Prompt를 시험했는데 Injection 판단이 함께 흔들려 </w:t>
+              <w:t xml:space="preserve">그 MOCK 실행이 실제로 격리되지 않아 회사 LLM을 호출하고 있었다. 격리를 강제한 뒤 </w:t>
             </w:r>
             <w:r>
               <w:rPr>
                 <w:b/>
                 <w:sz w:val="17"/>
               </w:rPr>
-              <w:t>되돌렸다</w:t>
+              <w:t>주장을 철회</w:t>
+            </w:r>
+            <w:r>
+              <w:rPr>
+                <w:sz w:val="17"/>
+              </w:rPr>
+              <w:t>했다</w:t>
             </w:r>
           </w:p>
         </w:tc>
@@ -7409,7 +10574,7 @@
               <w:rPr>
                 <w:sz w:val="17"/>
               </w:rPr>
-              <w:t>한 곳을 개선하면 다른 곳이 무너질 수 있다. 되돌린 것도 기록에 남겼다</w:t>
+              <w:t>검증 환경이 내가 생각한 그 환경인지부터 확인해야 한다</w:t>
             </w:r>
           </w:p>
         </w:tc>
@@ -7430,6 +10595,72 @@
               <w:rPr>
                 <w:sz w:val="17"/>
               </w:rPr>
+              <w:t>평가 점수가 0.5 근처에 몰려 변별이 약했다</w:t>
+            </w:r>
+          </w:p>
+        </w:tc>
+        <w:tc>
+          <w:tcPr>
+            <w:tcW w:type="dxa" w:w="2880"/>
+            <w:shd w:val="clear" w:fill="F7F8FA"/>
+          </w:tcPr>
+          <w:p>
+            <w:r>
+              <w:rPr>
+                <w:sz w:val="17"/>
+              </w:rPr>
+            </w:r>
+            <w:r>
+              <w:rPr>
+                <w:sz w:val="17"/>
+              </w:rPr>
+              <w:t xml:space="preserve">점수를 더 벌리라는 Prompt를 시험했는데 Injection 판단이 함께 흔들려 </w:t>
+            </w:r>
+            <w:r>
+              <w:rPr>
+                <w:b/>
+                <w:sz w:val="17"/>
+              </w:rPr>
+              <w:t>되돌렸다</w:t>
+            </w:r>
+          </w:p>
+        </w:tc>
+        <w:tc>
+          <w:tcPr>
+            <w:tcW w:type="dxa" w:w="2880"/>
+            <w:shd w:val="clear" w:fill="F7F8FA"/>
+          </w:tcPr>
+          <w:p>
+            <w:r>
+              <w:rPr>
+                <w:sz w:val="17"/>
+              </w:rPr>
+            </w:r>
+            <w:r>
+              <w:rPr>
+                <w:sz w:val="17"/>
+              </w:rPr>
+              <w:t>한 곳을 개선하면 다른 곳이 무너질 수 있다. 되돌린 것도 기록에 남겼다</w:t>
+            </w:r>
+          </w:p>
+        </w:tc>
+      </w:tr>
+      <w:tr>
+        <w:tc>
+          <w:tcPr>
+            <w:tcW w:type="dxa" w:w="2880"/>
+            <w:shd w:val="clear" w:fill="FFFFFF"/>
+          </w:tcPr>
+          <w:p>
+            <w:r>
+              <w:rPr>
+                <w:sz w:val="17"/>
+              </w:rPr>
+            </w:r>
+            <w:r>
+              <w:rPr>
+                <w:sz w:val="17"/>
+              </w:rPr>
               <w:t xml:space="preserve">실제 Gmail 신규 요청을 LLM이 INBOUND인데 </w:t>
             </w:r>
             <w:r>
@@ -7451,7 +10682,7 @@
         <w:tc>
           <w:tcPr>
             <w:tcW w:type="dxa" w:w="2880"/>
-            <w:shd w:val="clear" w:fill="F7F8FA"/>
+            <w:shd w:val="clear" w:fill="FFFFFF"/>
           </w:tcPr>
           <w:p>
             <w:r>
@@ -7497,7 +10728,7 @@
         <w:tc>
           <w:tcPr>
             <w:tcW w:type="dxa" w:w="2880"/>
-            <w:shd w:val="clear" w:fill="F7F8FA"/>
+            <w:shd w:val="clear" w:fill="FFFFFF"/>
           </w:tcPr>
           <w:p>
             <w:r>
@@ -7518,7 +10749,7 @@
         <w:tc>
           <w:tcPr>
             <w:tcW w:type="dxa" w:w="2880"/>
-            <w:shd w:val="clear" w:fill="FFFFFF"/>
+            <w:shd w:val="clear" w:fill="F7F8FA"/>
           </w:tcPr>
           <w:p>
             <w:r>
@@ -7537,7 +10768,7 @@
         <w:tc>
           <w:tcPr>
             <w:tcW w:type="dxa" w:w="2880"/>
-            <w:shd w:val="clear" w:fill="FFFFFF"/>
+            <w:shd w:val="clear" w:fill="F7F8FA"/>
           </w:tcPr>
           <w:p>
             <w:r>
@@ -7570,7 +10801,7 @@
         <w:tc>
           <w:tcPr>
             <w:tcW w:type="dxa" w:w="2880"/>
-            <w:shd w:val="clear" w:fill="FFFFFF"/>
+            <w:shd w:val="clear" w:fill="F7F8FA"/>
           </w:tcPr>
           <w:p>
             <w:r>
@@ -8302,7 +11533,17 @@
         <w:t>8/15</w:t>
       </w:r>
       <w:r>
-        <w:t xml:space="preserve">(53.3%) · 후보 </w:t>
+        <w:t xml:space="preserve">(53.3%) · 확인 </w:t>
+      </w:r>
+      <w:r>
+        <w:rPr>
+          <w:rFonts w:ascii="Consolas" w:hAnsi="Consolas"/>
+          <w:b/>
+        </w:rPr>
+        <w:t>7/15</w:t>
+      </w:r>
+      <w:r>
+        <w:t xml:space="preserve">(46.7%) · 후보 </w:t>
       </w:r>
       <w:r>
         <w:rPr>
